--- a/public/doc-templates/TA/perpanjangan-ta.docx
+++ b/public/doc-templates/TA/perpanjangan-ta.docx
@@ -1,6 +1,6 @@
 
 <file path=word/document.xml><?xml version="1.0" encoding="utf-8"?>
-<w:document xmlns:wpc="http://schemas.microsoft.com/office/word/2010/wordprocessingCanvas" xmlns:cx="http://schemas.microsoft.com/office/drawing/2014/chartex" xmlns:cx1="http://schemas.microsoft.com/office/drawing/2015/9/8/chartex" xmlns:cx2="http://schemas.microsoft.com/office/drawing/2015/10/21/chartex" xmlns:cx3="http://schemas.microsoft.com/office/drawing/2016/5/9/chartex" xmlns:cx4="http://schemas.microsoft.com/office/drawing/2016/5/10/chartex" xmlns:cx5="http://schemas.microsoft.com/office/drawing/2016/5/11/chartex" xmlns:cx6="http://schemas.microsoft.com/office/drawing/2016/5/12/chartex" xmlns:cx7="http://schemas.microsoft.com/office/drawing/2016/5/13/chartex" xmlns:cx8="http://schemas.microsoft.com/office/drawing/2016/5/14/chartex" xmlns:mc="http://schemas.openxmlformats.org/markup-compatibility/2006" xmlns:aink="http://schemas.microsoft.com/office/drawing/2016/ink" xmlns:am3d="http://schemas.microsoft.com/office/drawing/2017/model3d" xmlns:o="urn:schemas-microsoft-com:office:office" xmlns:oel="http://schemas.microsoft.com/office/2019/extlst" xmlns:r="http://schemas.openxmlformats.org/officeDocument/2006/relationships" xmlns:m="http://schemas.openxmlformats.org/officeDocument/2006/math" xmlns:v="urn:schemas-microsoft-com:vml" xmlns:wp14="http://schemas.microsoft.com/office/word/2010/wordprocessingDrawing" xmlns:wp="http://schemas.openxmlformats.org/drawingml/2006/wordprocessingDrawing" xmlns:w10="urn:schemas-microsoft-com:office:word" xmlns:w="http://schemas.openxmlformats.org/wordprocessingml/2006/main" xmlns:w14="http://schemas.microsoft.com/office/word/2010/wordml" xmlns:w15="http://schemas.microsoft.com/office/word/2012/wordml" xmlns:w16cei="http://schemas.microsoft.com/office/word/2026/wordml/cei" xmlns:w16cex="http://schemas.microsoft.com/office/word/2018/wordml/cex" xmlns:w16cid="http://schemas.microsoft.com/office/word/2016/wordml/cid" xmlns:w16="http://schemas.microsoft.com/office/word/2018/wordml" xmlns:w16du="http://schemas.microsoft.com/office/word/2023/wordml/word16du" xmlns:w16sdtdh="http://schemas.microsoft.com/office/word/2020/wordml/sdtdatahash" xmlns:w16sdtfl="http://schemas.microsoft.com/office/word/2024/wordml/sdtformatlock" xmlns:w16se="http://schemas.microsoft.com/office/word/2015/wordml/symex" xmlns:wpg="http://schemas.microsoft.com/office/word/2010/wordprocessingGroup" xmlns:wpi="http://schemas.microsoft.com/office/word/2010/wordprocessingInk" xmlns:wne="http://schemas.microsoft.com/office/word/2006/wordml" xmlns:wps="http://schemas.microsoft.com/office/word/2010/wordprocessingShape" mc:Ignorable="w14 w15 w16se w16cid w16 w16cex w16sdtdh w16sdtfl w16du wp14">
+<w:document xmlns:wpc="http://schemas.microsoft.com/office/word/2010/wordprocessingCanvas" xmlns:cx="http://schemas.microsoft.com/office/drawing/2014/chartex" xmlns:cx1="http://schemas.microsoft.com/office/drawing/2015/9/8/chartex" xmlns:cx2="http://schemas.microsoft.com/office/drawing/2015/10/21/chartex" xmlns:cx3="http://schemas.microsoft.com/office/drawing/2016/5/9/chartex" xmlns:cx4="http://schemas.microsoft.com/office/drawing/2016/5/10/chartex" xmlns:cx5="http://schemas.microsoft.com/office/drawing/2016/5/11/chartex" xmlns:cx6="http://schemas.microsoft.com/office/drawing/2016/5/12/chartex" xmlns:cx7="http://schemas.microsoft.com/office/drawing/2016/5/13/chartex" xmlns:cx8="http://schemas.microsoft.com/office/drawing/2016/5/14/chartex" xmlns:mc="http://schemas.openxmlformats.org/markup-compatibility/2006" xmlns:aink="http://schemas.microsoft.com/office/drawing/2016/ink" xmlns:am3d="http://schemas.microsoft.com/office/drawing/2017/model3d" xmlns:o="urn:schemas-microsoft-com:office:office" xmlns:oel="http://schemas.microsoft.com/office/2019/extlst" xmlns:r="http://schemas.openxmlformats.org/officeDocument/2006/relationships" xmlns:m="http://schemas.openxmlformats.org/officeDocument/2006/math" xmlns:v="urn:schemas-microsoft-com:vml" xmlns:wp14="http://schemas.microsoft.com/office/word/2010/wordprocessingDrawing" xmlns:wp="http://schemas.openxmlformats.org/drawingml/2006/wordprocessingDrawing" xmlns:w10="urn:schemas-microsoft-com:office:word" xmlns:w="http://schemas.openxmlformats.org/wordprocessingml/2006/main" xmlns:w14="http://schemas.microsoft.com/office/word/2010/wordml" xmlns:w15="http://schemas.microsoft.com/office/word/2012/wordml" xmlns:w16cex="http://schemas.microsoft.com/office/word/2018/wordml/cex" xmlns:w16cid="http://schemas.microsoft.com/office/word/2016/wordml/cid" xmlns:w16="http://schemas.microsoft.com/office/word/2018/wordml" xmlns:w16du="http://schemas.microsoft.com/office/word/2023/wordml/word16du" xmlns:w16sdtdh="http://schemas.microsoft.com/office/word/2020/wordml/sdtdatahash" xmlns:w16sdtfl="http://schemas.microsoft.com/office/word/2024/wordml/sdtformatlock" xmlns:w16se="http://schemas.microsoft.com/office/word/2015/wordml/symex" xmlns:wpg="http://schemas.microsoft.com/office/word/2010/wordprocessingGroup" xmlns:wpi="http://schemas.microsoft.com/office/word/2010/wordprocessingInk" xmlns:wne="http://schemas.microsoft.com/office/word/2006/wordml" xmlns:wps="http://schemas.microsoft.com/office/word/2010/wordprocessingShape" mc:Ignorable="w14 w15 w16se w16cid w16 w16cex w16sdtdh w16sdtfl w16du wp14">
   <w:body>
     <w:p>
       <w:pPr>
@@ -89,16 +89,36 @@
           <w:sz w:val="24"/>
           <w:szCs w:val="24"/>
         </w:rPr>
-        <w:t>: Fotokopi</w:t>
-      </w:r>
-      <w:r>
-        <w:rPr>
-          <w:rFonts w:ascii="Times New Roman" w:hAnsi="Times New Roman" w:cs="Times New Roman"/>
-          <w:sz w:val="24"/>
-          <w:szCs w:val="24"/>
-        </w:rPr>
-        <w:t xml:space="preserve"> Surat Tugas</w:t>
-      </w:r>
+        <w:t xml:space="preserve">: </w:t>
+      </w:r>
+      <w:proofErr w:type="spellStart"/>
+      <w:r>
+        <w:rPr>
+          <w:rFonts w:ascii="Times New Roman" w:hAnsi="Times New Roman" w:cs="Times New Roman"/>
+          <w:sz w:val="24"/>
+          <w:szCs w:val="24"/>
+        </w:rPr>
+        <w:t>Fotokopi</w:t>
+      </w:r>
+      <w:proofErr w:type="spellEnd"/>
+      <w:r>
+        <w:rPr>
+          <w:rFonts w:ascii="Times New Roman" w:hAnsi="Times New Roman" w:cs="Times New Roman"/>
+          <w:sz w:val="24"/>
+          <w:szCs w:val="24"/>
+        </w:rPr>
+        <w:t xml:space="preserve"> Surat </w:t>
+      </w:r>
+      <w:proofErr w:type="spellStart"/>
+      <w:r>
+        <w:rPr>
+          <w:rFonts w:ascii="Times New Roman" w:hAnsi="Times New Roman" w:cs="Times New Roman"/>
+          <w:sz w:val="24"/>
+          <w:szCs w:val="24"/>
+        </w:rPr>
+        <w:t>Tugas</w:t>
+      </w:r>
+      <w:proofErr w:type="spellEnd"/>
     </w:p>
     <w:p>
       <w:pPr>
@@ -142,15 +162,61 @@
           <w:sz w:val="24"/>
           <w:szCs w:val="24"/>
         </w:rPr>
-        <w:t xml:space="preserve">: Permohonan Perpanjangan </w:t>
-      </w:r>
-      <w:r>
-        <w:rPr>
-          <w:rFonts w:ascii="Times New Roman" w:hAnsi="Times New Roman" w:cs="Times New Roman"/>
-          <w:sz w:val="24"/>
-          <w:szCs w:val="24"/>
-        </w:rPr>
-        <w:t>Tugas Akhir</w:t>
+        <w:t xml:space="preserve">: </w:t>
+      </w:r>
+      <w:proofErr w:type="spellStart"/>
+      <w:r>
+        <w:rPr>
+          <w:rFonts w:ascii="Times New Roman" w:hAnsi="Times New Roman" w:cs="Times New Roman"/>
+          <w:sz w:val="24"/>
+          <w:szCs w:val="24"/>
+        </w:rPr>
+        <w:t>Permohonan</w:t>
+      </w:r>
+      <w:proofErr w:type="spellEnd"/>
+      <w:r>
+        <w:rPr>
+          <w:rFonts w:ascii="Times New Roman" w:hAnsi="Times New Roman" w:cs="Times New Roman"/>
+          <w:sz w:val="24"/>
+          <w:szCs w:val="24"/>
+        </w:rPr>
+        <w:t xml:space="preserve"> </w:t>
+      </w:r>
+      <w:proofErr w:type="spellStart"/>
+      <w:r>
+        <w:rPr>
+          <w:rFonts w:ascii="Times New Roman" w:hAnsi="Times New Roman" w:cs="Times New Roman"/>
+          <w:sz w:val="24"/>
+          <w:szCs w:val="24"/>
+        </w:rPr>
+        <w:t>Perpanjangan</w:t>
+      </w:r>
+      <w:proofErr w:type="spellEnd"/>
+      <w:r>
+        <w:rPr>
+          <w:rFonts w:ascii="Times New Roman" w:hAnsi="Times New Roman" w:cs="Times New Roman"/>
+          <w:sz w:val="24"/>
+          <w:szCs w:val="24"/>
+        </w:rPr>
+        <w:t xml:space="preserve"> </w:t>
+      </w:r>
+      <w:proofErr w:type="spellStart"/>
+      <w:r>
+        <w:rPr>
+          <w:rFonts w:ascii="Times New Roman" w:hAnsi="Times New Roman" w:cs="Times New Roman"/>
+          <w:sz w:val="24"/>
+          <w:szCs w:val="24"/>
+        </w:rPr>
+        <w:t>Tugas</w:t>
+      </w:r>
+      <w:proofErr w:type="spellEnd"/>
+      <w:r>
+        <w:rPr>
+          <w:rFonts w:ascii="Times New Roman" w:hAnsi="Times New Roman" w:cs="Times New Roman"/>
+          <w:sz w:val="24"/>
+          <w:szCs w:val="24"/>
+        </w:rPr>
+        <w:t xml:space="preserve"> Akhir</w:t>
       </w:r>
     </w:p>
     <w:p>
@@ -178,6 +244,7 @@
           <w:szCs w:val="24"/>
         </w:rPr>
       </w:pPr>
+      <w:proofErr w:type="spellStart"/>
       <w:r>
         <w:rPr>
           <w:rFonts w:ascii="Times New Roman" w:hAnsi="Times New Roman" w:cs="Times New Roman"/>
@@ -186,6 +253,7 @@
         </w:rPr>
         <w:t>Yth</w:t>
       </w:r>
+      <w:proofErr w:type="spellEnd"/>
       <w:r>
         <w:rPr>
           <w:rFonts w:ascii="Times New Roman" w:hAnsi="Times New Roman" w:cs="Times New Roman"/>
@@ -202,13 +270,41 @@
         </w:rPr>
         <w:t xml:space="preserve"> </w:t>
       </w:r>
-      <w:r>
-        <w:rPr>
-          <w:rFonts w:ascii="Times New Roman" w:hAnsi="Times New Roman" w:cs="Times New Roman"/>
-          <w:sz w:val="24"/>
-          <w:szCs w:val="24"/>
-        </w:rPr>
-        <w:t xml:space="preserve">Koordinator Tugas Akhir </w:t>
+      <w:proofErr w:type="spellStart"/>
+      <w:r>
+        <w:rPr>
+          <w:rFonts w:ascii="Times New Roman" w:hAnsi="Times New Roman" w:cs="Times New Roman"/>
+          <w:sz w:val="24"/>
+          <w:szCs w:val="24"/>
+        </w:rPr>
+        <w:t>Koordinator</w:t>
+      </w:r>
+      <w:proofErr w:type="spellEnd"/>
+      <w:r>
+        <w:rPr>
+          <w:rFonts w:ascii="Times New Roman" w:hAnsi="Times New Roman" w:cs="Times New Roman"/>
+          <w:sz w:val="24"/>
+          <w:szCs w:val="24"/>
+        </w:rPr>
+        <w:t xml:space="preserve"> </w:t>
+      </w:r>
+      <w:proofErr w:type="spellStart"/>
+      <w:r>
+        <w:rPr>
+          <w:rFonts w:ascii="Times New Roman" w:hAnsi="Times New Roman" w:cs="Times New Roman"/>
+          <w:sz w:val="24"/>
+          <w:szCs w:val="24"/>
+        </w:rPr>
+        <w:t>Tugas</w:t>
+      </w:r>
+      <w:proofErr w:type="spellEnd"/>
+      <w:r>
+        <w:rPr>
+          <w:rFonts w:ascii="Times New Roman" w:hAnsi="Times New Roman" w:cs="Times New Roman"/>
+          <w:sz w:val="24"/>
+          <w:szCs w:val="24"/>
+        </w:rPr>
+        <w:t xml:space="preserve"> Akhir </w:t>
       </w:r>
     </w:p>
     <w:p>
@@ -223,6 +319,7 @@
           <w:szCs w:val="24"/>
         </w:rPr>
       </w:pPr>
+      <w:proofErr w:type="spellStart"/>
       <w:r>
         <w:rPr>
           <w:rFonts w:ascii="Times New Roman" w:hAnsi="Times New Roman" w:cs="Times New Roman"/>
@@ -231,22 +328,33 @@
         </w:rPr>
         <w:t>Departemen</w:t>
       </w:r>
-      <w:r>
-        <w:rPr>
-          <w:rFonts w:ascii="Times New Roman" w:hAnsi="Times New Roman" w:cs="Times New Roman"/>
-          <w:sz w:val="24"/>
-          <w:szCs w:val="24"/>
-        </w:rPr>
-        <w:t xml:space="preserve"> </w:t>
-      </w:r>
-      <w:r>
-        <w:rPr>
-          <w:rFonts w:ascii="Times New Roman" w:hAnsi="Times New Roman" w:cs="Times New Roman"/>
-          <w:sz w:val="24"/>
-          <w:szCs w:val="24"/>
-        </w:rPr>
-        <w:t>Teknik Lingkungan</w:t>
-      </w:r>
+      <w:proofErr w:type="spellEnd"/>
+      <w:r>
+        <w:rPr>
+          <w:rFonts w:ascii="Times New Roman" w:hAnsi="Times New Roman" w:cs="Times New Roman"/>
+          <w:sz w:val="24"/>
+          <w:szCs w:val="24"/>
+        </w:rPr>
+        <w:t xml:space="preserve"> </w:t>
+      </w:r>
+      <w:r>
+        <w:rPr>
+          <w:rFonts w:ascii="Times New Roman" w:hAnsi="Times New Roman" w:cs="Times New Roman"/>
+          <w:sz w:val="24"/>
+          <w:szCs w:val="24"/>
+        </w:rPr>
+        <w:t xml:space="preserve">Teknik </w:t>
+      </w:r>
+      <w:proofErr w:type="spellStart"/>
+      <w:r>
+        <w:rPr>
+          <w:rFonts w:ascii="Times New Roman" w:hAnsi="Times New Roman" w:cs="Times New Roman"/>
+          <w:sz w:val="24"/>
+          <w:szCs w:val="24"/>
+        </w:rPr>
+        <w:t>Lingkungan</w:t>
+      </w:r>
+      <w:proofErr w:type="spellEnd"/>
     </w:p>
     <w:p>
       <w:pPr>
@@ -260,14 +368,25 @@
           <w:szCs w:val="24"/>
         </w:rPr>
       </w:pPr>
-      <w:r>
-        <w:rPr>
-          <w:rFonts w:ascii="Times New Roman" w:hAnsi="Times New Roman" w:cs="Times New Roman"/>
-          <w:sz w:val="24"/>
-          <w:szCs w:val="24"/>
-        </w:rPr>
-        <w:t xml:space="preserve">Fakultas Teknik </w:t>
-      </w:r>
+      <w:proofErr w:type="spellStart"/>
+      <w:r>
+        <w:rPr>
+          <w:rFonts w:ascii="Times New Roman" w:hAnsi="Times New Roman" w:cs="Times New Roman"/>
+          <w:sz w:val="24"/>
+          <w:szCs w:val="24"/>
+        </w:rPr>
+        <w:t>Fakultas</w:t>
+      </w:r>
+      <w:proofErr w:type="spellEnd"/>
+      <w:r>
+        <w:rPr>
+          <w:rFonts w:ascii="Times New Roman" w:hAnsi="Times New Roman" w:cs="Times New Roman"/>
+          <w:sz w:val="24"/>
+          <w:szCs w:val="24"/>
+        </w:rPr>
+        <w:t xml:space="preserve"> Teknik </w:t>
+      </w:r>
+      <w:proofErr w:type="spellStart"/>
       <w:r>
         <w:rPr>
           <w:rFonts w:ascii="Times New Roman" w:hAnsi="Times New Roman" w:cs="Times New Roman"/>
@@ -284,6 +403,7 @@
         </w:rPr>
         <w:t>ndip</w:t>
       </w:r>
+      <w:proofErr w:type="spellEnd"/>
       <w:r>
         <w:rPr>
           <w:rFonts w:ascii="Times New Roman" w:hAnsi="Times New Roman" w:cs="Times New Roman"/>
@@ -324,7 +444,25 @@
           <w:sz w:val="24"/>
           <w:szCs w:val="24"/>
         </w:rPr>
-        <w:t>Dengan hormat,</w:t>
+        <w:t xml:space="preserve">Dengan </w:t>
+      </w:r>
+      <w:proofErr w:type="spellStart"/>
+      <w:r>
+        <w:rPr>
+          <w:rFonts w:ascii="Times New Roman" w:hAnsi="Times New Roman" w:cs="Times New Roman"/>
+          <w:sz w:val="24"/>
+          <w:szCs w:val="24"/>
+        </w:rPr>
+        <w:t>hormat</w:t>
+      </w:r>
+      <w:proofErr w:type="spellEnd"/>
+      <w:r>
+        <w:rPr>
+          <w:rFonts w:ascii="Times New Roman" w:hAnsi="Times New Roman" w:cs="Times New Roman"/>
+          <w:sz w:val="24"/>
+          <w:szCs w:val="24"/>
+        </w:rPr>
+        <w:t>,</w:t>
       </w:r>
     </w:p>
     <w:p>
@@ -342,25 +480,79 @@
           <w:sz w:val="24"/>
           <w:szCs w:val="24"/>
         </w:rPr>
-        <w:t xml:space="preserve">Saya yang bertanda tangan di bawah </w:t>
-      </w:r>
-      <w:proofErr w:type="gramStart"/>
-      <w:r>
-        <w:rPr>
-          <w:rFonts w:ascii="Times New Roman" w:hAnsi="Times New Roman" w:cs="Times New Roman"/>
-          <w:sz w:val="24"/>
-          <w:szCs w:val="24"/>
-        </w:rPr>
-        <w:t>ini :</w:t>
-      </w:r>
-      <w:proofErr w:type="gramEnd"/>
-      <w:r>
-        <w:rPr>
-          <w:rFonts w:ascii="Times New Roman" w:hAnsi="Times New Roman" w:cs="Times New Roman"/>
-          <w:sz w:val="24"/>
-          <w:szCs w:val="24"/>
-        </w:rPr>
-        <w:t xml:space="preserve"> </w:t>
+        <w:t xml:space="preserve">Saya yang </w:t>
+      </w:r>
+      <w:proofErr w:type="spellStart"/>
+      <w:r>
+        <w:rPr>
+          <w:rFonts w:ascii="Times New Roman" w:hAnsi="Times New Roman" w:cs="Times New Roman"/>
+          <w:sz w:val="24"/>
+          <w:szCs w:val="24"/>
+        </w:rPr>
+        <w:t>bertanda</w:t>
+      </w:r>
+      <w:proofErr w:type="spellEnd"/>
+      <w:r>
+        <w:rPr>
+          <w:rFonts w:ascii="Times New Roman" w:hAnsi="Times New Roman" w:cs="Times New Roman"/>
+          <w:sz w:val="24"/>
+          <w:szCs w:val="24"/>
+        </w:rPr>
+        <w:t xml:space="preserve"> </w:t>
+      </w:r>
+      <w:proofErr w:type="spellStart"/>
+      <w:r>
+        <w:rPr>
+          <w:rFonts w:ascii="Times New Roman" w:hAnsi="Times New Roman" w:cs="Times New Roman"/>
+          <w:sz w:val="24"/>
+          <w:szCs w:val="24"/>
+        </w:rPr>
+        <w:t>tangan</w:t>
+      </w:r>
+      <w:proofErr w:type="spellEnd"/>
+      <w:r>
+        <w:rPr>
+          <w:rFonts w:ascii="Times New Roman" w:hAnsi="Times New Roman" w:cs="Times New Roman"/>
+          <w:sz w:val="24"/>
+          <w:szCs w:val="24"/>
+        </w:rPr>
+        <w:t xml:space="preserve"> di </w:t>
+      </w:r>
+      <w:proofErr w:type="spellStart"/>
+      <w:r>
+        <w:rPr>
+          <w:rFonts w:ascii="Times New Roman" w:hAnsi="Times New Roman" w:cs="Times New Roman"/>
+          <w:sz w:val="24"/>
+          <w:szCs w:val="24"/>
+        </w:rPr>
+        <w:t>bawah</w:t>
+      </w:r>
+      <w:proofErr w:type="spellEnd"/>
+      <w:r>
+        <w:rPr>
+          <w:rFonts w:ascii="Times New Roman" w:hAnsi="Times New Roman" w:cs="Times New Roman"/>
+          <w:sz w:val="24"/>
+          <w:szCs w:val="24"/>
+        </w:rPr>
+        <w:t xml:space="preserve"> </w:t>
+      </w:r>
+      <w:proofErr w:type="spellStart"/>
+      <w:r>
+        <w:rPr>
+          <w:rFonts w:ascii="Times New Roman" w:hAnsi="Times New Roman" w:cs="Times New Roman"/>
+          <w:sz w:val="24"/>
+          <w:szCs w:val="24"/>
+        </w:rPr>
+        <w:t>ini</w:t>
+      </w:r>
+      <w:proofErr w:type="spellEnd"/>
+      <w:r>
+        <w:rPr>
+          <w:rFonts w:ascii="Times New Roman" w:hAnsi="Times New Roman" w:cs="Times New Roman"/>
+          <w:sz w:val="24"/>
+          <w:szCs w:val="24"/>
+        </w:rPr>
+        <w:t xml:space="preserve"> : </w:t>
       </w:r>
     </w:p>
     <w:p>
@@ -413,7 +605,25 @@
           <w:sz w:val="24"/>
           <w:szCs w:val="24"/>
         </w:rPr>
-        <w:t xml:space="preserve"> {nama_mhs}</w:t>
+        <w:t xml:space="preserve"> {</w:t>
+      </w:r>
+      <w:proofErr w:type="spellStart"/>
+      <w:r>
+        <w:rPr>
+          <w:rFonts w:ascii="Times New Roman" w:hAnsi="Times New Roman" w:cs="Times New Roman"/>
+          <w:sz w:val="24"/>
+          <w:szCs w:val="24"/>
+        </w:rPr>
+        <w:t>nama_mhs</w:t>
+      </w:r>
+      <w:proofErr w:type="spellEnd"/>
+      <w:r>
+        <w:rPr>
+          <w:rFonts w:ascii="Times New Roman" w:hAnsi="Times New Roman" w:cs="Times New Roman"/>
+          <w:sz w:val="24"/>
+          <w:szCs w:val="24"/>
+        </w:rPr>
+        <w:t>}</w:t>
       </w:r>
       <w:r>
         <w:rPr>
@@ -537,13 +747,23 @@
           <w:szCs w:val="24"/>
         </w:rPr>
       </w:pPr>
-      <w:r>
-        <w:rPr>
-          <w:rFonts w:ascii="Times New Roman" w:hAnsi="Times New Roman" w:cs="Times New Roman"/>
-          <w:sz w:val="24"/>
-          <w:szCs w:val="24"/>
-        </w:rPr>
-        <w:t>Judul TA</w:t>
+      <w:proofErr w:type="spellStart"/>
+      <w:r>
+        <w:rPr>
+          <w:rFonts w:ascii="Times New Roman" w:hAnsi="Times New Roman" w:cs="Times New Roman"/>
+          <w:sz w:val="24"/>
+          <w:szCs w:val="24"/>
+        </w:rPr>
+        <w:t>Judul</w:t>
+      </w:r>
+      <w:proofErr w:type="spellEnd"/>
+      <w:r>
+        <w:rPr>
+          <w:rFonts w:ascii="Times New Roman" w:hAnsi="Times New Roman" w:cs="Times New Roman"/>
+          <w:sz w:val="24"/>
+          <w:szCs w:val="24"/>
+        </w:rPr>
+        <w:t xml:space="preserve"> TA</w:t>
       </w:r>
       <w:r>
         <w:rPr>
@@ -552,7 +772,25 @@
           <w:szCs w:val="24"/>
         </w:rPr>
         <w:tab/>
-        <w:t>: {judul_TA}</w:t>
+        <w:t>: {</w:t>
+      </w:r>
+      <w:proofErr w:type="spellStart"/>
+      <w:r>
+        <w:rPr>
+          <w:rFonts w:ascii="Times New Roman" w:hAnsi="Times New Roman" w:cs="Times New Roman"/>
+          <w:sz w:val="24"/>
+          <w:szCs w:val="24"/>
+        </w:rPr>
+        <w:t>judul_TA</w:t>
+      </w:r>
+      <w:proofErr w:type="spellEnd"/>
+      <w:r>
+        <w:rPr>
+          <w:rFonts w:ascii="Times New Roman" w:hAnsi="Times New Roman" w:cs="Times New Roman"/>
+          <w:sz w:val="24"/>
+          <w:szCs w:val="24"/>
+        </w:rPr>
+        <w:t>}</w:t>
       </w:r>
       <w:r>
         <w:rPr>
@@ -621,33 +859,43 @@
           <w:sz w:val="24"/>
           <w:szCs w:val="24"/>
         </w:rPr>
-        <w:t xml:space="preserve"> {mulai_</w:t>
-      </w:r>
-      <w:proofErr w:type="gramStart"/>
-      <w:r>
-        <w:rPr>
-          <w:rFonts w:ascii="Times New Roman" w:hAnsi="Times New Roman" w:cs="Times New Roman"/>
-          <w:sz w:val="24"/>
-          <w:szCs w:val="24"/>
-        </w:rPr>
-        <w:t>ta}</w:t>
-      </w:r>
-      <w:r>
-        <w:rPr>
-          <w:rFonts w:ascii="Times New Roman" w:hAnsi="Times New Roman" w:cs="Times New Roman"/>
-          <w:sz w:val="24"/>
-          <w:szCs w:val="24"/>
-        </w:rPr>
-        <w:t xml:space="preserve"> </w:t>
-      </w:r>
-      <w:r>
-        <w:rPr>
-          <w:rFonts w:ascii="Times New Roman" w:hAnsi="Times New Roman" w:cs="Times New Roman"/>
-          <w:sz w:val="24"/>
-          <w:szCs w:val="24"/>
-        </w:rPr>
-        <w:t xml:space="preserve"> </w:t>
-      </w:r>
+        <w:t xml:space="preserve"> {</w:t>
+      </w:r>
+      <w:proofErr w:type="spellStart"/>
+      <w:r>
+        <w:rPr>
+          <w:rFonts w:ascii="Times New Roman" w:hAnsi="Times New Roman" w:cs="Times New Roman"/>
+          <w:sz w:val="24"/>
+          <w:szCs w:val="24"/>
+        </w:rPr>
+        <w:t>mulai_ta</w:t>
+      </w:r>
+      <w:proofErr w:type="spellEnd"/>
+      <w:r>
+        <w:rPr>
+          <w:rFonts w:ascii="Times New Roman" w:hAnsi="Times New Roman" w:cs="Times New Roman"/>
+          <w:sz w:val="24"/>
+          <w:szCs w:val="24"/>
+        </w:rPr>
+        <w:t>}</w:t>
+      </w:r>
+      <w:r>
+        <w:rPr>
+          <w:rFonts w:ascii="Times New Roman" w:hAnsi="Times New Roman" w:cs="Times New Roman"/>
+          <w:sz w:val="24"/>
+          <w:szCs w:val="24"/>
+        </w:rPr>
+        <w:t xml:space="preserve"> </w:t>
+      </w:r>
+      <w:r>
+        <w:rPr>
+          <w:rFonts w:ascii="Times New Roman" w:hAnsi="Times New Roman" w:cs="Times New Roman"/>
+          <w:sz w:val="24"/>
+          <w:szCs w:val="24"/>
+        </w:rPr>
+        <w:t xml:space="preserve"> </w:t>
+      </w:r>
+      <w:proofErr w:type="spellStart"/>
       <w:r>
         <w:rPr>
           <w:rFonts w:ascii="Times New Roman" w:hAnsi="Times New Roman" w:cs="Times New Roman"/>
@@ -656,22 +904,40 @@
         </w:rPr>
         <w:t>s.d.</w:t>
       </w:r>
-      <w:proofErr w:type="gramEnd"/>
-      <w:r>
-        <w:rPr>
-          <w:rFonts w:ascii="Times New Roman" w:hAnsi="Times New Roman" w:cs="Times New Roman"/>
-          <w:sz w:val="24"/>
-          <w:szCs w:val="24"/>
-        </w:rPr>
-        <w:t xml:space="preserve"> </w:t>
-      </w:r>
-      <w:r>
-        <w:rPr>
-          <w:rFonts w:ascii="Times New Roman" w:hAnsi="Times New Roman" w:cs="Times New Roman"/>
-          <w:sz w:val="24"/>
-          <w:szCs w:val="24"/>
-        </w:rPr>
-        <w:t>{akhir_ta}</w:t>
+      <w:proofErr w:type="spellEnd"/>
+      <w:r>
+        <w:rPr>
+          <w:rFonts w:ascii="Times New Roman" w:hAnsi="Times New Roman" w:cs="Times New Roman"/>
+          <w:sz w:val="24"/>
+          <w:szCs w:val="24"/>
+        </w:rPr>
+        <w:t xml:space="preserve"> </w:t>
+      </w:r>
+      <w:r>
+        <w:rPr>
+          <w:rFonts w:ascii="Times New Roman" w:hAnsi="Times New Roman" w:cs="Times New Roman"/>
+          <w:sz w:val="24"/>
+          <w:szCs w:val="24"/>
+        </w:rPr>
+        <w:t>{</w:t>
+      </w:r>
+      <w:proofErr w:type="spellStart"/>
+      <w:r>
+        <w:rPr>
+          <w:rFonts w:ascii="Times New Roman" w:hAnsi="Times New Roman" w:cs="Times New Roman"/>
+          <w:sz w:val="24"/>
+          <w:szCs w:val="24"/>
+        </w:rPr>
+        <w:t>akhir_ta</w:t>
+      </w:r>
+      <w:proofErr w:type="spellEnd"/>
+      <w:r>
+        <w:rPr>
+          <w:rFonts w:ascii="Times New Roman" w:hAnsi="Times New Roman" w:cs="Times New Roman"/>
+          <w:sz w:val="24"/>
+          <w:szCs w:val="24"/>
+        </w:rPr>
+        <w:t>}</w:t>
       </w:r>
     </w:p>
     <w:p>
@@ -699,6 +965,7 @@
           <w:szCs w:val="24"/>
         </w:rPr>
       </w:pPr>
+      <w:proofErr w:type="spellStart"/>
       <w:r>
         <w:rPr>
           <w:rFonts w:ascii="Times New Roman" w:hAnsi="Times New Roman" w:cs="Times New Roman"/>
@@ -721,15 +988,70 @@
           <w:sz w:val="24"/>
           <w:szCs w:val="24"/>
         </w:rPr>
-        <w:t xml:space="preserve">ohon perpanjangan penyelesaian </w:t>
-      </w:r>
-      <w:r>
-        <w:rPr>
-          <w:rFonts w:ascii="Times New Roman" w:hAnsi="Times New Roman" w:cs="Times New Roman"/>
-          <w:sz w:val="24"/>
-          <w:szCs w:val="24"/>
-        </w:rPr>
-        <w:t>Tugas Akhir</w:t>
+        <w:t>ohon</w:t>
+      </w:r>
+      <w:proofErr w:type="spellEnd"/>
+      <w:r>
+        <w:rPr>
+          <w:rFonts w:ascii="Times New Roman" w:hAnsi="Times New Roman" w:cs="Times New Roman"/>
+          <w:sz w:val="24"/>
+          <w:szCs w:val="24"/>
+        </w:rPr>
+        <w:t xml:space="preserve"> </w:t>
+      </w:r>
+      <w:proofErr w:type="spellStart"/>
+      <w:r>
+        <w:rPr>
+          <w:rFonts w:ascii="Times New Roman" w:hAnsi="Times New Roman" w:cs="Times New Roman"/>
+          <w:sz w:val="24"/>
+          <w:szCs w:val="24"/>
+        </w:rPr>
+        <w:t>perpanjangan</w:t>
+      </w:r>
+      <w:proofErr w:type="spellEnd"/>
+      <w:r>
+        <w:rPr>
+          <w:rFonts w:ascii="Times New Roman" w:hAnsi="Times New Roman" w:cs="Times New Roman"/>
+          <w:sz w:val="24"/>
+          <w:szCs w:val="24"/>
+        </w:rPr>
+        <w:t xml:space="preserve"> </w:t>
+      </w:r>
+      <w:proofErr w:type="spellStart"/>
+      <w:r>
+        <w:rPr>
+          <w:rFonts w:ascii="Times New Roman" w:hAnsi="Times New Roman" w:cs="Times New Roman"/>
+          <w:sz w:val="24"/>
+          <w:szCs w:val="24"/>
+        </w:rPr>
+        <w:t>penyelesaian</w:t>
+      </w:r>
+      <w:proofErr w:type="spellEnd"/>
+      <w:r>
+        <w:rPr>
+          <w:rFonts w:ascii="Times New Roman" w:hAnsi="Times New Roman" w:cs="Times New Roman"/>
+          <w:sz w:val="24"/>
+          <w:szCs w:val="24"/>
+        </w:rPr>
+        <w:t xml:space="preserve"> </w:t>
+      </w:r>
+      <w:proofErr w:type="spellStart"/>
+      <w:r>
+        <w:rPr>
+          <w:rFonts w:ascii="Times New Roman" w:hAnsi="Times New Roman" w:cs="Times New Roman"/>
+          <w:sz w:val="24"/>
+          <w:szCs w:val="24"/>
+        </w:rPr>
+        <w:t>Tugas</w:t>
+      </w:r>
+      <w:proofErr w:type="spellEnd"/>
+      <w:r>
+        <w:rPr>
+          <w:rFonts w:ascii="Times New Roman" w:hAnsi="Times New Roman" w:cs="Times New Roman"/>
+          <w:sz w:val="24"/>
+          <w:szCs w:val="24"/>
+        </w:rPr>
+        <w:t xml:space="preserve"> Akhir</w:t>
       </w:r>
       <w:r>
         <w:rPr>
@@ -760,9 +1082,62 @@
           <w:szCs w:val="24"/>
           <w:lang w:eastAsia="ja-JP"/>
         </w:rPr>
-        <w:t xml:space="preserve">Ke- </w:t>
-      </w:r>
-      <w:proofErr w:type="gramStart"/>
+        <w:t xml:space="preserve">Ke- 1 </w:t>
+      </w:r>
+      <w:r>
+        <w:rPr>
+          <w:rFonts w:ascii="Times New Roman" w:hAnsi="Times New Roman" w:cs="Times New Roman"/>
+          <w:sz w:val="24"/>
+          <w:szCs w:val="24"/>
+        </w:rPr>
+        <w:t xml:space="preserve"> </w:t>
+      </w:r>
+      <w:proofErr w:type="spellStart"/>
+      <w:r>
+        <w:rPr>
+          <w:rFonts w:ascii="Times New Roman" w:hAnsi="Times New Roman" w:cs="Times New Roman"/>
+          <w:sz w:val="24"/>
+          <w:szCs w:val="24"/>
+        </w:rPr>
+        <w:t>selama</w:t>
+      </w:r>
+      <w:proofErr w:type="spellEnd"/>
+      <w:r>
+        <w:rPr>
+          <w:rFonts w:ascii="Times New Roman" w:hAnsi="Times New Roman" w:cs="Times New Roman"/>
+          <w:sz w:val="24"/>
+          <w:szCs w:val="24"/>
+        </w:rPr>
+        <w:t xml:space="preserve"> 1 (</w:t>
+      </w:r>
+      <w:proofErr w:type="spellStart"/>
+      <w:r>
+        <w:rPr>
+          <w:rFonts w:ascii="Times New Roman" w:hAnsi="Times New Roman" w:cs="Times New Roman"/>
+          <w:sz w:val="24"/>
+          <w:szCs w:val="24"/>
+        </w:rPr>
+        <w:t>satu</w:t>
+      </w:r>
+      <w:proofErr w:type="spellEnd"/>
+      <w:r>
+        <w:rPr>
+          <w:rFonts w:ascii="Times New Roman" w:hAnsi="Times New Roman" w:cs="Times New Roman"/>
+          <w:sz w:val="24"/>
+          <w:szCs w:val="24"/>
+        </w:rPr>
+        <w:t xml:space="preserve">) </w:t>
+      </w:r>
+      <w:proofErr w:type="spellStart"/>
+      <w:r>
+        <w:rPr>
+          <w:rFonts w:ascii="Times New Roman" w:hAnsi="Times New Roman" w:cs="Times New Roman"/>
+          <w:sz w:val="24"/>
+          <w:szCs w:val="24"/>
+        </w:rPr>
+        <w:t>bulan</w:t>
+      </w:r>
+      <w:proofErr w:type="spellEnd"/>
       <w:r>
         <w:rPr>
           <w:rFonts w:ascii="Times New Roman" w:eastAsiaTheme="minorEastAsia" w:hAnsi="Times New Roman" w:cs="Times New Roman"/>
@@ -770,33 +1145,9 @@
           <w:szCs w:val="24"/>
           <w:lang w:eastAsia="ja-JP"/>
         </w:rPr>
-        <w:t xml:space="preserve">1 </w:t>
-      </w:r>
-      <w:r>
-        <w:rPr>
-          <w:rFonts w:ascii="Times New Roman" w:hAnsi="Times New Roman" w:cs="Times New Roman"/>
-          <w:sz w:val="24"/>
-          <w:szCs w:val="24"/>
-        </w:rPr>
-        <w:t xml:space="preserve"> </w:t>
-      </w:r>
-      <w:r>
-        <w:rPr>
-          <w:rFonts w:ascii="Times New Roman" w:hAnsi="Times New Roman" w:cs="Times New Roman"/>
-          <w:sz w:val="24"/>
-          <w:szCs w:val="24"/>
-        </w:rPr>
-        <w:t>selama</w:t>
-      </w:r>
-      <w:proofErr w:type="gramEnd"/>
-      <w:r>
-        <w:rPr>
-          <w:rFonts w:ascii="Times New Roman" w:hAnsi="Times New Roman" w:cs="Times New Roman"/>
-          <w:sz w:val="24"/>
-          <w:szCs w:val="24"/>
-        </w:rPr>
-        <w:t xml:space="preserve"> 1 (satu) bulan</w:t>
-      </w:r>
+        <w:t xml:space="preserve"> </w:t>
+      </w:r>
+      <w:proofErr w:type="spellStart"/>
       <w:r>
         <w:rPr>
           <w:rFonts w:ascii="Times New Roman" w:eastAsiaTheme="minorEastAsia" w:hAnsi="Times New Roman" w:cs="Times New Roman"/>
@@ -804,8 +1155,9 @@
           <w:szCs w:val="24"/>
           <w:lang w:eastAsia="ja-JP"/>
         </w:rPr>
-        <w:t xml:space="preserve"> terhitung sejak tanggal</w:t>
-      </w:r>
+        <w:t>terhitung</w:t>
+      </w:r>
+      <w:proofErr w:type="spellEnd"/>
       <w:r>
         <w:rPr>
           <w:rFonts w:ascii="Times New Roman" w:eastAsiaTheme="minorEastAsia" w:hAnsi="Times New Roman" w:cs="Times New Roman"/>
@@ -813,6 +1165,46 @@
           <w:szCs w:val="24"/>
           <w:lang w:eastAsia="ja-JP"/>
         </w:rPr>
+        <w:t xml:space="preserve"> </w:t>
+      </w:r>
+      <w:proofErr w:type="spellStart"/>
+      <w:r>
+        <w:rPr>
+          <w:rFonts w:ascii="Times New Roman" w:eastAsiaTheme="minorEastAsia" w:hAnsi="Times New Roman" w:cs="Times New Roman"/>
+          <w:sz w:val="24"/>
+          <w:szCs w:val="24"/>
+          <w:lang w:eastAsia="ja-JP"/>
+        </w:rPr>
+        <w:t>sejak</w:t>
+      </w:r>
+      <w:proofErr w:type="spellEnd"/>
+      <w:r>
+        <w:rPr>
+          <w:rFonts w:ascii="Times New Roman" w:eastAsiaTheme="minorEastAsia" w:hAnsi="Times New Roman" w:cs="Times New Roman"/>
+          <w:sz w:val="24"/>
+          <w:szCs w:val="24"/>
+          <w:lang w:eastAsia="ja-JP"/>
+        </w:rPr>
+        <w:t xml:space="preserve"> </w:t>
+      </w:r>
+      <w:proofErr w:type="spellStart"/>
+      <w:r>
+        <w:rPr>
+          <w:rFonts w:ascii="Times New Roman" w:eastAsiaTheme="minorEastAsia" w:hAnsi="Times New Roman" w:cs="Times New Roman"/>
+          <w:sz w:val="24"/>
+          <w:szCs w:val="24"/>
+          <w:lang w:eastAsia="ja-JP"/>
+        </w:rPr>
+        <w:t>tanggal</w:t>
+      </w:r>
+      <w:proofErr w:type="spellEnd"/>
+      <w:r>
+        <w:rPr>
+          <w:rFonts w:ascii="Times New Roman" w:eastAsiaTheme="minorEastAsia" w:hAnsi="Times New Roman" w:cs="Times New Roman"/>
+          <w:sz w:val="24"/>
+          <w:szCs w:val="24"/>
+          <w:lang w:eastAsia="ja-JP"/>
+        </w:rPr>
         <w:t xml:space="preserve">, </w:t>
       </w:r>
       <w:r>
@@ -824,6 +1216,7 @@
         </w:rPr>
         <w:t xml:space="preserve">{mulai_ta_pp1} </w:t>
       </w:r>
+      <w:proofErr w:type="spellStart"/>
       <w:r>
         <w:rPr>
           <w:rFonts w:ascii="Times New Roman" w:eastAsiaTheme="minorEastAsia" w:hAnsi="Times New Roman" w:cs="Times New Roman"/>
@@ -849,7 +1242,17 @@
           <w:szCs w:val="24"/>
           <w:lang w:eastAsia="ja-JP"/>
         </w:rPr>
-        <w:t xml:space="preserve">. </w:t>
+        <w:t>.</w:t>
+      </w:r>
+      <w:proofErr w:type="spellEnd"/>
+      <w:r>
+        <w:rPr>
+          <w:rFonts w:ascii="Times New Roman" w:eastAsiaTheme="minorEastAsia" w:hAnsi="Times New Roman" w:cs="Times New Roman"/>
+          <w:sz w:val="24"/>
+          <w:szCs w:val="24"/>
+          <w:lang w:eastAsia="ja-JP"/>
+        </w:rPr>
+        <w:t xml:space="preserve"> </w:t>
       </w:r>
       <w:r>
         <w:rPr>
@@ -906,14 +1309,52 @@
         </w:rPr>
         <w:t xml:space="preserve"> </w:t>
       </w:r>
-      <w:r>
-        <w:rPr>
-          <w:rFonts w:ascii="Times New Roman" w:hAnsi="Times New Roman" w:cs="Times New Roman"/>
-          <w:sz w:val="24"/>
-          <w:szCs w:val="24"/>
-        </w:rPr>
-        <w:t>selama 1 (satu) bulan</w:t>
-      </w:r>
+      <w:proofErr w:type="spellStart"/>
+      <w:r>
+        <w:rPr>
+          <w:rFonts w:ascii="Times New Roman" w:hAnsi="Times New Roman" w:cs="Times New Roman"/>
+          <w:sz w:val="24"/>
+          <w:szCs w:val="24"/>
+        </w:rPr>
+        <w:t>selama</w:t>
+      </w:r>
+      <w:proofErr w:type="spellEnd"/>
+      <w:r>
+        <w:rPr>
+          <w:rFonts w:ascii="Times New Roman" w:hAnsi="Times New Roman" w:cs="Times New Roman"/>
+          <w:sz w:val="24"/>
+          <w:szCs w:val="24"/>
+        </w:rPr>
+        <w:t xml:space="preserve"> 1 (</w:t>
+      </w:r>
+      <w:proofErr w:type="spellStart"/>
+      <w:r>
+        <w:rPr>
+          <w:rFonts w:ascii="Times New Roman" w:hAnsi="Times New Roman" w:cs="Times New Roman"/>
+          <w:sz w:val="24"/>
+          <w:szCs w:val="24"/>
+        </w:rPr>
+        <w:t>satu</w:t>
+      </w:r>
+      <w:proofErr w:type="spellEnd"/>
+      <w:r>
+        <w:rPr>
+          <w:rFonts w:ascii="Times New Roman" w:hAnsi="Times New Roman" w:cs="Times New Roman"/>
+          <w:sz w:val="24"/>
+          <w:szCs w:val="24"/>
+        </w:rPr>
+        <w:t xml:space="preserve">) </w:t>
+      </w:r>
+      <w:proofErr w:type="spellStart"/>
+      <w:r>
+        <w:rPr>
+          <w:rFonts w:ascii="Times New Roman" w:hAnsi="Times New Roman" w:cs="Times New Roman"/>
+          <w:sz w:val="24"/>
+          <w:szCs w:val="24"/>
+        </w:rPr>
+        <w:t>bulan</w:t>
+      </w:r>
+      <w:proofErr w:type="spellEnd"/>
       <w:r>
         <w:rPr>
           <w:rFonts w:ascii="Times New Roman" w:eastAsiaTheme="minorEastAsia" w:hAnsi="Times New Roman" w:cs="Times New Roman"/>
@@ -921,8 +1362,9 @@
           <w:szCs w:val="24"/>
           <w:lang w:eastAsia="ja-JP"/>
         </w:rPr>
-        <w:t xml:space="preserve"> terhitung sejak tanggal</w:t>
-      </w:r>
+        <w:t xml:space="preserve"> </w:t>
+      </w:r>
+      <w:proofErr w:type="spellStart"/>
       <w:r>
         <w:rPr>
           <w:rFonts w:ascii="Times New Roman" w:eastAsiaTheme="minorEastAsia" w:hAnsi="Times New Roman" w:cs="Times New Roman"/>
@@ -930,6 +1372,56 @@
           <w:szCs w:val="24"/>
           <w:lang w:eastAsia="ja-JP"/>
         </w:rPr>
+        <w:t>terhitung</w:t>
+      </w:r>
+      <w:proofErr w:type="spellEnd"/>
+      <w:r>
+        <w:rPr>
+          <w:rFonts w:ascii="Times New Roman" w:eastAsiaTheme="minorEastAsia" w:hAnsi="Times New Roman" w:cs="Times New Roman"/>
+          <w:sz w:val="24"/>
+          <w:szCs w:val="24"/>
+          <w:lang w:eastAsia="ja-JP"/>
+        </w:rPr>
+        <w:t xml:space="preserve"> </w:t>
+      </w:r>
+      <w:proofErr w:type="spellStart"/>
+      <w:r>
+        <w:rPr>
+          <w:rFonts w:ascii="Times New Roman" w:eastAsiaTheme="minorEastAsia" w:hAnsi="Times New Roman" w:cs="Times New Roman"/>
+          <w:sz w:val="24"/>
+          <w:szCs w:val="24"/>
+          <w:lang w:eastAsia="ja-JP"/>
+        </w:rPr>
+        <w:t>sejak</w:t>
+      </w:r>
+      <w:proofErr w:type="spellEnd"/>
+      <w:r>
+        <w:rPr>
+          <w:rFonts w:ascii="Times New Roman" w:eastAsiaTheme="minorEastAsia" w:hAnsi="Times New Roman" w:cs="Times New Roman"/>
+          <w:sz w:val="24"/>
+          <w:szCs w:val="24"/>
+          <w:lang w:eastAsia="ja-JP"/>
+        </w:rPr>
+        <w:t xml:space="preserve"> </w:t>
+      </w:r>
+      <w:proofErr w:type="spellStart"/>
+      <w:r>
+        <w:rPr>
+          <w:rFonts w:ascii="Times New Roman" w:eastAsiaTheme="minorEastAsia" w:hAnsi="Times New Roman" w:cs="Times New Roman"/>
+          <w:sz w:val="24"/>
+          <w:szCs w:val="24"/>
+          <w:lang w:eastAsia="ja-JP"/>
+        </w:rPr>
+        <w:t>tanggal</w:t>
+      </w:r>
+      <w:proofErr w:type="spellEnd"/>
+      <w:r>
+        <w:rPr>
+          <w:rFonts w:ascii="Times New Roman" w:eastAsiaTheme="minorEastAsia" w:hAnsi="Times New Roman" w:cs="Times New Roman"/>
+          <w:sz w:val="24"/>
+          <w:szCs w:val="24"/>
+          <w:lang w:eastAsia="ja-JP"/>
+        </w:rPr>
         <w:t xml:space="preserve">, </w:t>
       </w:r>
       <w:r>
@@ -941,6 +1433,7 @@
         </w:rPr>
         <w:t xml:space="preserve">{mulai_ta_pp2} </w:t>
       </w:r>
+      <w:proofErr w:type="spellStart"/>
       <w:r>
         <w:rPr>
           <w:rFonts w:ascii="Times New Roman" w:eastAsiaTheme="minorEastAsia" w:hAnsi="Times New Roman" w:cs="Times New Roman"/>
@@ -950,6 +1443,7 @@
         </w:rPr>
         <w:t>s.d.</w:t>
       </w:r>
+      <w:proofErr w:type="spellEnd"/>
       <w:r>
         <w:rPr>
           <w:rFonts w:ascii="Times New Roman" w:eastAsiaTheme="minorEastAsia" w:hAnsi="Times New Roman" w:cs="Times New Roman"/>
@@ -985,13 +1479,167 @@
           <w:szCs w:val="24"/>
         </w:rPr>
       </w:pPr>
-      <w:r>
-        <w:rPr>
-          <w:rFonts w:ascii="Times New Roman" w:hAnsi="Times New Roman" w:cs="Times New Roman"/>
-          <w:sz w:val="24"/>
-          <w:szCs w:val="24"/>
-        </w:rPr>
-        <w:t>Demikian surat ini dibuat untuk dapat dipergunakan sebagaimana perlunya.</w:t>
+      <w:proofErr w:type="spellStart"/>
+      <w:r>
+        <w:rPr>
+          <w:rFonts w:ascii="Times New Roman" w:hAnsi="Times New Roman" w:cs="Times New Roman"/>
+          <w:sz w:val="24"/>
+          <w:szCs w:val="24"/>
+        </w:rPr>
+        <w:t>Demikian</w:t>
+      </w:r>
+      <w:proofErr w:type="spellEnd"/>
+      <w:r>
+        <w:rPr>
+          <w:rFonts w:ascii="Times New Roman" w:hAnsi="Times New Roman" w:cs="Times New Roman"/>
+          <w:sz w:val="24"/>
+          <w:szCs w:val="24"/>
+        </w:rPr>
+        <w:t xml:space="preserve"> </w:t>
+      </w:r>
+      <w:proofErr w:type="spellStart"/>
+      <w:r>
+        <w:rPr>
+          <w:rFonts w:ascii="Times New Roman" w:hAnsi="Times New Roman" w:cs="Times New Roman"/>
+          <w:sz w:val="24"/>
+          <w:szCs w:val="24"/>
+        </w:rPr>
+        <w:t>surat</w:t>
+      </w:r>
+      <w:proofErr w:type="spellEnd"/>
+      <w:r>
+        <w:rPr>
+          <w:rFonts w:ascii="Times New Roman" w:hAnsi="Times New Roman" w:cs="Times New Roman"/>
+          <w:sz w:val="24"/>
+          <w:szCs w:val="24"/>
+        </w:rPr>
+        <w:t xml:space="preserve"> </w:t>
+      </w:r>
+      <w:proofErr w:type="spellStart"/>
+      <w:r>
+        <w:rPr>
+          <w:rFonts w:ascii="Times New Roman" w:hAnsi="Times New Roman" w:cs="Times New Roman"/>
+          <w:sz w:val="24"/>
+          <w:szCs w:val="24"/>
+        </w:rPr>
+        <w:t>ini</w:t>
+      </w:r>
+      <w:proofErr w:type="spellEnd"/>
+      <w:r>
+        <w:rPr>
+          <w:rFonts w:ascii="Times New Roman" w:hAnsi="Times New Roman" w:cs="Times New Roman"/>
+          <w:sz w:val="24"/>
+          <w:szCs w:val="24"/>
+        </w:rPr>
+        <w:t xml:space="preserve"> </w:t>
+      </w:r>
+      <w:proofErr w:type="spellStart"/>
+      <w:r>
+        <w:rPr>
+          <w:rFonts w:ascii="Times New Roman" w:hAnsi="Times New Roman" w:cs="Times New Roman"/>
+          <w:sz w:val="24"/>
+          <w:szCs w:val="24"/>
+        </w:rPr>
+        <w:t>dibuat</w:t>
+      </w:r>
+      <w:proofErr w:type="spellEnd"/>
+      <w:r>
+        <w:rPr>
+          <w:rFonts w:ascii="Times New Roman" w:hAnsi="Times New Roman" w:cs="Times New Roman"/>
+          <w:sz w:val="24"/>
+          <w:szCs w:val="24"/>
+        </w:rPr>
+        <w:t xml:space="preserve"> </w:t>
+      </w:r>
+      <w:proofErr w:type="spellStart"/>
+      <w:r>
+        <w:rPr>
+          <w:rFonts w:ascii="Times New Roman" w:hAnsi="Times New Roman" w:cs="Times New Roman"/>
+          <w:sz w:val="24"/>
+          <w:szCs w:val="24"/>
+        </w:rPr>
+        <w:t>untuk</w:t>
+      </w:r>
+      <w:proofErr w:type="spellEnd"/>
+      <w:r>
+        <w:rPr>
+          <w:rFonts w:ascii="Times New Roman" w:hAnsi="Times New Roman" w:cs="Times New Roman"/>
+          <w:sz w:val="24"/>
+          <w:szCs w:val="24"/>
+        </w:rPr>
+        <w:t xml:space="preserve"> </w:t>
+      </w:r>
+      <w:proofErr w:type="spellStart"/>
+      <w:r>
+        <w:rPr>
+          <w:rFonts w:ascii="Times New Roman" w:hAnsi="Times New Roman" w:cs="Times New Roman"/>
+          <w:sz w:val="24"/>
+          <w:szCs w:val="24"/>
+        </w:rPr>
+        <w:t>dapat</w:t>
+      </w:r>
+      <w:proofErr w:type="spellEnd"/>
+      <w:r>
+        <w:rPr>
+          <w:rFonts w:ascii="Times New Roman" w:hAnsi="Times New Roman" w:cs="Times New Roman"/>
+          <w:sz w:val="24"/>
+          <w:szCs w:val="24"/>
+        </w:rPr>
+        <w:t xml:space="preserve"> </w:t>
+      </w:r>
+      <w:proofErr w:type="spellStart"/>
+      <w:r>
+        <w:rPr>
+          <w:rFonts w:ascii="Times New Roman" w:hAnsi="Times New Roman" w:cs="Times New Roman"/>
+          <w:sz w:val="24"/>
+          <w:szCs w:val="24"/>
+        </w:rPr>
+        <w:t>dipergunakan</w:t>
+      </w:r>
+      <w:proofErr w:type="spellEnd"/>
+      <w:r>
+        <w:rPr>
+          <w:rFonts w:ascii="Times New Roman" w:hAnsi="Times New Roman" w:cs="Times New Roman"/>
+          <w:sz w:val="24"/>
+          <w:szCs w:val="24"/>
+        </w:rPr>
+        <w:t xml:space="preserve"> </w:t>
+      </w:r>
+      <w:proofErr w:type="spellStart"/>
+      <w:r>
+        <w:rPr>
+          <w:rFonts w:ascii="Times New Roman" w:hAnsi="Times New Roman" w:cs="Times New Roman"/>
+          <w:sz w:val="24"/>
+          <w:szCs w:val="24"/>
+        </w:rPr>
+        <w:t>sebagaimana</w:t>
+      </w:r>
+      <w:proofErr w:type="spellEnd"/>
+      <w:r>
+        <w:rPr>
+          <w:rFonts w:ascii="Times New Roman" w:hAnsi="Times New Roman" w:cs="Times New Roman"/>
+          <w:sz w:val="24"/>
+          <w:szCs w:val="24"/>
+        </w:rPr>
+        <w:t xml:space="preserve"> </w:t>
+      </w:r>
+      <w:proofErr w:type="spellStart"/>
+      <w:r>
+        <w:rPr>
+          <w:rFonts w:ascii="Times New Roman" w:hAnsi="Times New Roman" w:cs="Times New Roman"/>
+          <w:sz w:val="24"/>
+          <w:szCs w:val="24"/>
+        </w:rPr>
+        <w:t>perlunya</w:t>
+      </w:r>
+      <w:proofErr w:type="spellEnd"/>
+      <w:r>
+        <w:rPr>
+          <w:rFonts w:ascii="Times New Roman" w:hAnsi="Times New Roman" w:cs="Times New Roman"/>
+          <w:sz w:val="24"/>
+          <w:szCs w:val="24"/>
+        </w:rPr>
+        <w:t>.</w:t>
       </w:r>
     </w:p>
     <w:p>
@@ -1043,7 +1691,25 @@
           <w:sz w:val="24"/>
           <w:szCs w:val="24"/>
         </w:rPr>
-        <w:t>{tgl_surat_ppta}</w:t>
+        <w:t>{</w:t>
+      </w:r>
+      <w:proofErr w:type="spellStart"/>
+      <w:r>
+        <w:rPr>
+          <w:rFonts w:ascii="Times New Roman" w:hAnsi="Times New Roman" w:cs="Times New Roman"/>
+          <w:sz w:val="24"/>
+          <w:szCs w:val="24"/>
+        </w:rPr>
+        <w:t>tgl_surat_ppta</w:t>
+      </w:r>
+      <w:proofErr w:type="spellEnd"/>
+      <w:r>
+        <w:rPr>
+          <w:rFonts w:ascii="Times New Roman" w:hAnsi="Times New Roman" w:cs="Times New Roman"/>
+          <w:sz w:val="24"/>
+          <w:szCs w:val="24"/>
+        </w:rPr>
+        <w:t>}</w:t>
       </w:r>
     </w:p>
     <w:p>
@@ -1060,6 +1726,7 @@
           <w:szCs w:val="24"/>
         </w:rPr>
       </w:pPr>
+      <w:proofErr w:type="spellStart"/>
       <w:r>
         <w:rPr>
           <w:rFonts w:ascii="Times New Roman" w:hAnsi="Times New Roman" w:cs="Times New Roman"/>
@@ -1068,6 +1735,7 @@
         </w:rPr>
         <w:t>Pemohon</w:t>
       </w:r>
+      <w:proofErr w:type="spellEnd"/>
     </w:p>
     <w:p>
       <w:pPr>
@@ -1129,7 +1797,27 @@
           <w:szCs w:val="24"/>
           <w:u w:val="single"/>
         </w:rPr>
-        <w:t>{nama_mhs)</w:t>
+        <w:t>{</w:t>
+      </w:r>
+      <w:proofErr w:type="spellStart"/>
+      <w:r>
+        <w:rPr>
+          <w:rFonts w:ascii="Times New Roman" w:hAnsi="Times New Roman" w:cs="Times New Roman"/>
+          <w:sz w:val="24"/>
+          <w:szCs w:val="24"/>
+          <w:u w:val="single"/>
+        </w:rPr>
+        <w:t>nama_mhs</w:t>
+      </w:r>
+      <w:proofErr w:type="spellEnd"/>
+      <w:r>
+        <w:rPr>
+          <w:rFonts w:ascii="Times New Roman" w:hAnsi="Times New Roman" w:cs="Times New Roman"/>
+          <w:sz w:val="24"/>
+          <w:szCs w:val="24"/>
+          <w:u w:val="single"/>
+        </w:rPr>
+        <w:t>}</w:t>
       </w:r>
     </w:p>
     <w:p>
@@ -1198,6 +1886,7 @@
           <w:szCs w:val="24"/>
         </w:rPr>
       </w:pPr>
+      <w:proofErr w:type="spellStart"/>
       <w:r>
         <w:rPr>
           <w:rFonts w:ascii="Times New Roman" w:hAnsi="Times New Roman" w:cs="Times New Roman"/>
@@ -1206,6 +1895,7 @@
         </w:rPr>
         <w:t>Menyetujui</w:t>
       </w:r>
+      <w:proofErr w:type="spellEnd"/>
       <w:r>
         <w:rPr>
           <w:rFonts w:ascii="Times New Roman" w:hAnsi="Times New Roman" w:cs="Times New Roman"/>
@@ -1261,7 +1951,25 @@
                 <w:sz w:val="24"/>
                 <w:szCs w:val="24"/>
               </w:rPr>
-              <w:t>Dosen Pembimbing I</w:t>
+              <w:t xml:space="preserve">Dosen </w:t>
+            </w:r>
+            <w:proofErr w:type="spellStart"/>
+            <w:r>
+              <w:rPr>
+                <w:rFonts w:ascii="Times New Roman" w:hAnsi="Times New Roman" w:cs="Times New Roman"/>
+                <w:sz w:val="24"/>
+                <w:szCs w:val="24"/>
+              </w:rPr>
+              <w:t>Pembimbing</w:t>
+            </w:r>
+            <w:proofErr w:type="spellEnd"/>
+            <w:r>
+              <w:rPr>
+                <w:rFonts w:ascii="Times New Roman" w:hAnsi="Times New Roman" w:cs="Times New Roman"/>
+                <w:sz w:val="24"/>
+                <w:szCs w:val="24"/>
+              </w:rPr>
+              <w:t xml:space="preserve"> I</w:t>
             </w:r>
           </w:p>
           <w:p>
@@ -1426,7 +2134,25 @@
                 <w:sz w:val="24"/>
                 <w:szCs w:val="24"/>
               </w:rPr>
-              <w:t>Dosen Pembimbing II</w:t>
+              <w:t xml:space="preserve">Dosen </w:t>
+            </w:r>
+            <w:proofErr w:type="spellStart"/>
+            <w:r>
+              <w:rPr>
+                <w:rFonts w:ascii="Times New Roman" w:hAnsi="Times New Roman" w:cs="Times New Roman"/>
+                <w:sz w:val="24"/>
+                <w:szCs w:val="24"/>
+              </w:rPr>
+              <w:t>Pembimbing</w:t>
+            </w:r>
+            <w:proofErr w:type="spellEnd"/>
+            <w:r>
+              <w:rPr>
+                <w:rFonts w:ascii="Times New Roman" w:hAnsi="Times New Roman" w:cs="Times New Roman"/>
+                <w:sz w:val="24"/>
+                <w:szCs w:val="24"/>
+              </w:rPr>
+              <w:t xml:space="preserve"> II</w:t>
             </w:r>
           </w:p>
           <w:p>
@@ -1628,7 +2354,25 @@
           <w:sz w:val="24"/>
           <w:szCs w:val="24"/>
         </w:rPr>
-        <w:t xml:space="preserve"> {no_surat}</w:t>
+        <w:t xml:space="preserve"> {</w:t>
+      </w:r>
+      <w:proofErr w:type="spellStart"/>
+      <w:r>
+        <w:rPr>
+          <w:rFonts w:ascii="Times New Roman" w:hAnsi="Times New Roman" w:cs="Times New Roman"/>
+          <w:sz w:val="24"/>
+          <w:szCs w:val="24"/>
+        </w:rPr>
+        <w:t>no_surat</w:t>
+      </w:r>
+      <w:proofErr w:type="spellEnd"/>
+      <w:r>
+        <w:rPr>
+          <w:rFonts w:ascii="Times New Roman" w:hAnsi="Times New Roman" w:cs="Times New Roman"/>
+          <w:sz w:val="24"/>
+          <w:szCs w:val="24"/>
+        </w:rPr>
+        <w:t>}</w:t>
       </w:r>
       <w:r>
         <w:rPr>
@@ -1666,14 +2410,52 @@
           <w:szCs w:val="24"/>
         </w:rPr>
       </w:pPr>
-      <w:r>
-        <w:rPr>
-          <w:rFonts w:ascii="Times New Roman" w:hAnsi="Times New Roman" w:cs="Times New Roman"/>
-          <w:sz w:val="24"/>
-          <w:szCs w:val="24"/>
-        </w:rPr>
-        <w:t>Mahasiswa berikut ini</w:t>
-      </w:r>
+      <w:proofErr w:type="spellStart"/>
+      <w:r>
+        <w:rPr>
+          <w:rFonts w:ascii="Times New Roman" w:hAnsi="Times New Roman" w:cs="Times New Roman"/>
+          <w:sz w:val="24"/>
+          <w:szCs w:val="24"/>
+        </w:rPr>
+        <w:t>Mahasiswa</w:t>
+      </w:r>
+      <w:proofErr w:type="spellEnd"/>
+      <w:r>
+        <w:rPr>
+          <w:rFonts w:ascii="Times New Roman" w:hAnsi="Times New Roman" w:cs="Times New Roman"/>
+          <w:sz w:val="24"/>
+          <w:szCs w:val="24"/>
+        </w:rPr>
+        <w:t xml:space="preserve"> </w:t>
+      </w:r>
+      <w:proofErr w:type="spellStart"/>
+      <w:r>
+        <w:rPr>
+          <w:rFonts w:ascii="Times New Roman" w:hAnsi="Times New Roman" w:cs="Times New Roman"/>
+          <w:sz w:val="24"/>
+          <w:szCs w:val="24"/>
+        </w:rPr>
+        <w:t>berikut</w:t>
+      </w:r>
+      <w:proofErr w:type="spellEnd"/>
+      <w:r>
+        <w:rPr>
+          <w:rFonts w:ascii="Times New Roman" w:hAnsi="Times New Roman" w:cs="Times New Roman"/>
+          <w:sz w:val="24"/>
+          <w:szCs w:val="24"/>
+        </w:rPr>
+        <w:t xml:space="preserve"> </w:t>
+      </w:r>
+      <w:proofErr w:type="spellStart"/>
+      <w:r>
+        <w:rPr>
+          <w:rFonts w:ascii="Times New Roman" w:hAnsi="Times New Roman" w:cs="Times New Roman"/>
+          <w:sz w:val="24"/>
+          <w:szCs w:val="24"/>
+        </w:rPr>
+        <w:t>ini</w:t>
+      </w:r>
+      <w:proofErr w:type="spellEnd"/>
     </w:p>
     <w:p>
       <w:pPr>
@@ -1727,7 +2509,25 @@
           <w:sz w:val="24"/>
           <w:szCs w:val="24"/>
         </w:rPr>
-        <w:t>{nama_mhs}</w:t>
+        <w:t>{</w:t>
+      </w:r>
+      <w:proofErr w:type="spellStart"/>
+      <w:r>
+        <w:rPr>
+          <w:rFonts w:ascii="Times New Roman" w:hAnsi="Times New Roman" w:cs="Times New Roman"/>
+          <w:sz w:val="24"/>
+          <w:szCs w:val="24"/>
+        </w:rPr>
+        <w:t>nama_mhs</w:t>
+      </w:r>
+      <w:proofErr w:type="spellEnd"/>
+      <w:r>
+        <w:rPr>
+          <w:rFonts w:ascii="Times New Roman" w:hAnsi="Times New Roman" w:cs="Times New Roman"/>
+          <w:sz w:val="24"/>
+          <w:szCs w:val="24"/>
+        </w:rPr>
+        <w:t>}</w:t>
       </w:r>
     </w:p>
     <w:p>
@@ -1804,7 +2604,25 @@
           <w:sz w:val="24"/>
           <w:szCs w:val="24"/>
         </w:rPr>
-        <w:t>Dosen Pembimbing I</w:t>
+        <w:t xml:space="preserve">Dosen </w:t>
+      </w:r>
+      <w:proofErr w:type="spellStart"/>
+      <w:r>
+        <w:rPr>
+          <w:rFonts w:ascii="Times New Roman" w:hAnsi="Times New Roman" w:cs="Times New Roman"/>
+          <w:sz w:val="24"/>
+          <w:szCs w:val="24"/>
+        </w:rPr>
+        <w:t>Pembimbing</w:t>
+      </w:r>
+      <w:proofErr w:type="spellEnd"/>
+      <w:r>
+        <w:rPr>
+          <w:rFonts w:ascii="Times New Roman" w:hAnsi="Times New Roman" w:cs="Times New Roman"/>
+          <w:sz w:val="24"/>
+          <w:szCs w:val="24"/>
+        </w:rPr>
+        <w:t xml:space="preserve"> I</w:t>
       </w:r>
       <w:r>
         <w:rPr>
@@ -1843,7 +2661,25 @@
           <w:sz w:val="24"/>
           <w:szCs w:val="24"/>
         </w:rPr>
-        <w:t>Dosen Pembimbing II</w:t>
+        <w:t xml:space="preserve">Dosen </w:t>
+      </w:r>
+      <w:proofErr w:type="spellStart"/>
+      <w:r>
+        <w:rPr>
+          <w:rFonts w:ascii="Times New Roman" w:hAnsi="Times New Roman" w:cs="Times New Roman"/>
+          <w:sz w:val="24"/>
+          <w:szCs w:val="24"/>
+        </w:rPr>
+        <w:t>Pembimbing</w:t>
+      </w:r>
+      <w:proofErr w:type="spellEnd"/>
+      <w:r>
+        <w:rPr>
+          <w:rFonts w:ascii="Times New Roman" w:hAnsi="Times New Roman" w:cs="Times New Roman"/>
+          <w:sz w:val="24"/>
+          <w:szCs w:val="24"/>
+        </w:rPr>
+        <w:t xml:space="preserve"> II</w:t>
       </w:r>
       <w:r>
         <w:rPr>
@@ -1900,6 +2736,7 @@
                 <w:szCs w:val="24"/>
               </w:rPr>
             </w:pPr>
+            <w:proofErr w:type="spellStart"/>
             <w:r>
               <w:rPr>
                 <w:rFonts w:ascii="Times New Roman" w:hAnsi="Times New Roman" w:cs="Times New Roman"/>
@@ -1908,6 +2745,7 @@
               </w:rPr>
               <w:t>Judul</w:t>
             </w:r>
+            <w:proofErr w:type="spellEnd"/>
             <w:r>
               <w:rPr>
                 <w:rFonts w:ascii="Times New Roman" w:hAnsi="Times New Roman" w:cs="Times New Roman"/>
@@ -1967,7 +2805,25 @@
                 <w:sz w:val="24"/>
                 <w:szCs w:val="24"/>
               </w:rPr>
-              <w:t>{judul_ta}</w:t>
+              <w:t>{</w:t>
+            </w:r>
+            <w:proofErr w:type="spellStart"/>
+            <w:r>
+              <w:rPr>
+                <w:rFonts w:ascii="Times New Roman" w:hAnsi="Times New Roman" w:cs="Times New Roman"/>
+                <w:sz w:val="24"/>
+                <w:szCs w:val="24"/>
+              </w:rPr>
+              <w:t>judul_ta</w:t>
+            </w:r>
+            <w:proofErr w:type="spellEnd"/>
+            <w:r>
+              <w:rPr>
+                <w:rFonts w:ascii="Times New Roman" w:hAnsi="Times New Roman" w:cs="Times New Roman"/>
+                <w:sz w:val="24"/>
+                <w:szCs w:val="24"/>
+              </w:rPr>
+              <w:t>}</w:t>
             </w:r>
           </w:p>
         </w:tc>
@@ -2000,6 +2856,7 @@
           <w:szCs w:val="24"/>
         </w:rPr>
       </w:pPr>
+      <w:proofErr w:type="spellStart"/>
       <w:r>
         <w:rPr>
           <w:rFonts w:ascii="Times New Roman" w:hAnsi="Times New Roman" w:cs="Times New Roman"/>
@@ -2014,7 +2871,34 @@
           <w:sz w:val="24"/>
           <w:szCs w:val="24"/>
         </w:rPr>
-        <w:t xml:space="preserve">rkan Surat Tugas </w:t>
+        <w:t>rkan</w:t>
+      </w:r>
+      <w:proofErr w:type="spellEnd"/>
+      <w:r>
+        <w:rPr>
+          <w:rFonts w:ascii="Times New Roman" w:hAnsi="Times New Roman" w:cs="Times New Roman"/>
+          <w:sz w:val="24"/>
+          <w:szCs w:val="24"/>
+        </w:rPr>
+        <w:t xml:space="preserve"> Surat </w:t>
+      </w:r>
+      <w:proofErr w:type="spellStart"/>
+      <w:r>
+        <w:rPr>
+          <w:rFonts w:ascii="Times New Roman" w:hAnsi="Times New Roman" w:cs="Times New Roman"/>
+          <w:sz w:val="24"/>
+          <w:szCs w:val="24"/>
+        </w:rPr>
+        <w:t>Tugas</w:t>
+      </w:r>
+      <w:proofErr w:type="spellEnd"/>
+      <w:r>
+        <w:rPr>
+          <w:rFonts w:ascii="Times New Roman" w:hAnsi="Times New Roman" w:cs="Times New Roman"/>
+          <w:sz w:val="24"/>
+          <w:szCs w:val="24"/>
+        </w:rPr>
+        <w:t xml:space="preserve"> </w:t>
       </w:r>
       <w:r>
         <w:rPr>
@@ -2038,31 +2922,105 @@
           <w:sz w:val="24"/>
           <w:szCs w:val="24"/>
         </w:rPr>
-        <w:t xml:space="preserve">{no_surat} </w:t>
-      </w:r>
-      <w:r>
-        <w:rPr>
-          <w:rFonts w:ascii="Times New Roman" w:hAnsi="Times New Roman" w:cs="Times New Roman"/>
-          <w:sz w:val="24"/>
-          <w:szCs w:val="24"/>
-        </w:rPr>
-        <w:t>telah berakhir</w:t>
-      </w:r>
-      <w:r>
-        <w:rPr>
-          <w:rFonts w:ascii="Times New Roman" w:hAnsi="Times New Roman" w:cs="Times New Roman"/>
-          <w:sz w:val="24"/>
-          <w:szCs w:val="24"/>
-        </w:rPr>
-        <w:t xml:space="preserve"> pada tanggal.</w:t>
-      </w:r>
-      <w:r>
-        <w:rPr>
-          <w:rFonts w:ascii="Times New Roman" w:hAnsi="Times New Roman" w:cs="Times New Roman"/>
-          <w:sz w:val="24"/>
-          <w:szCs w:val="24"/>
-        </w:rPr>
-        <w:t xml:space="preserve"> {akhir_ta}</w:t>
+        <w:t>{</w:t>
+      </w:r>
+      <w:proofErr w:type="spellStart"/>
+      <w:r>
+        <w:rPr>
+          <w:rFonts w:ascii="Times New Roman" w:hAnsi="Times New Roman" w:cs="Times New Roman"/>
+          <w:sz w:val="24"/>
+          <w:szCs w:val="24"/>
+        </w:rPr>
+        <w:t>no_surat</w:t>
+      </w:r>
+      <w:proofErr w:type="spellEnd"/>
+      <w:r>
+        <w:rPr>
+          <w:rFonts w:ascii="Times New Roman" w:hAnsi="Times New Roman" w:cs="Times New Roman"/>
+          <w:sz w:val="24"/>
+          <w:szCs w:val="24"/>
+        </w:rPr>
+        <w:t xml:space="preserve">} </w:t>
+      </w:r>
+      <w:proofErr w:type="spellStart"/>
+      <w:r>
+        <w:rPr>
+          <w:rFonts w:ascii="Times New Roman" w:hAnsi="Times New Roman" w:cs="Times New Roman"/>
+          <w:sz w:val="24"/>
+          <w:szCs w:val="24"/>
+        </w:rPr>
+        <w:t>telah</w:t>
+      </w:r>
+      <w:proofErr w:type="spellEnd"/>
+      <w:r>
+        <w:rPr>
+          <w:rFonts w:ascii="Times New Roman" w:hAnsi="Times New Roman" w:cs="Times New Roman"/>
+          <w:sz w:val="24"/>
+          <w:szCs w:val="24"/>
+        </w:rPr>
+        <w:t xml:space="preserve"> </w:t>
+      </w:r>
+      <w:proofErr w:type="spellStart"/>
+      <w:r>
+        <w:rPr>
+          <w:rFonts w:ascii="Times New Roman" w:hAnsi="Times New Roman" w:cs="Times New Roman"/>
+          <w:sz w:val="24"/>
+          <w:szCs w:val="24"/>
+        </w:rPr>
+        <w:t>berakhir</w:t>
+      </w:r>
+      <w:proofErr w:type="spellEnd"/>
+      <w:r>
+        <w:rPr>
+          <w:rFonts w:ascii="Times New Roman" w:hAnsi="Times New Roman" w:cs="Times New Roman"/>
+          <w:sz w:val="24"/>
+          <w:szCs w:val="24"/>
+        </w:rPr>
+        <w:t xml:space="preserve"> pada </w:t>
+      </w:r>
+      <w:proofErr w:type="spellStart"/>
+      <w:r>
+        <w:rPr>
+          <w:rFonts w:ascii="Times New Roman" w:hAnsi="Times New Roman" w:cs="Times New Roman"/>
+          <w:sz w:val="24"/>
+          <w:szCs w:val="24"/>
+        </w:rPr>
+        <w:t>tanggal</w:t>
+      </w:r>
+      <w:proofErr w:type="spellEnd"/>
+      <w:r>
+        <w:rPr>
+          <w:rFonts w:ascii="Times New Roman" w:hAnsi="Times New Roman" w:cs="Times New Roman"/>
+          <w:sz w:val="24"/>
+          <w:szCs w:val="24"/>
+        </w:rPr>
+        <w:t>.</w:t>
+      </w:r>
+      <w:r>
+        <w:rPr>
+          <w:rFonts w:ascii="Times New Roman" w:hAnsi="Times New Roman" w:cs="Times New Roman"/>
+          <w:sz w:val="24"/>
+          <w:szCs w:val="24"/>
+        </w:rPr>
+        <w:t xml:space="preserve"> {</w:t>
+      </w:r>
+      <w:proofErr w:type="spellStart"/>
+      <w:r>
+        <w:rPr>
+          <w:rFonts w:ascii="Times New Roman" w:hAnsi="Times New Roman" w:cs="Times New Roman"/>
+          <w:sz w:val="24"/>
+          <w:szCs w:val="24"/>
+        </w:rPr>
+        <w:t>akhir_ta</w:t>
+      </w:r>
+      <w:proofErr w:type="spellEnd"/>
+      <w:r>
+        <w:rPr>
+          <w:rFonts w:ascii="Times New Roman" w:hAnsi="Times New Roman" w:cs="Times New Roman"/>
+          <w:sz w:val="24"/>
+          <w:szCs w:val="24"/>
+        </w:rPr>
+        <w:t>}</w:t>
       </w:r>
       <w:r>
         <w:rPr>
@@ -2078,55 +3036,347 @@
           <w:sz w:val="24"/>
           <w:szCs w:val="24"/>
         </w:rPr>
-        <w:t>batas waktu penyelesaian Tugas Akhir. Men</w:t>
-      </w:r>
-      <w:r>
-        <w:rPr>
-          <w:rFonts w:ascii="Times New Roman" w:hAnsi="Times New Roman" w:cs="Times New Roman"/>
-          <w:sz w:val="24"/>
-          <w:szCs w:val="24"/>
-        </w:rPr>
-        <w:t>gingat Tugas Akhir mahasiswa tersebut di</w:t>
-      </w:r>
-      <w:r>
-        <w:rPr>
-          <w:rFonts w:ascii="Times New Roman" w:hAnsi="Times New Roman" w:cs="Times New Roman"/>
-          <w:sz w:val="24"/>
-          <w:szCs w:val="24"/>
-        </w:rPr>
-        <w:t xml:space="preserve"> </w:t>
-      </w:r>
-      <w:r>
-        <w:rPr>
-          <w:rFonts w:ascii="Times New Roman" w:hAnsi="Times New Roman" w:cs="Times New Roman"/>
-          <w:sz w:val="24"/>
-          <w:szCs w:val="24"/>
-        </w:rPr>
-        <w:t>atas belum dapat diselesaikan</w:t>
-      </w:r>
-      <w:r>
-        <w:rPr>
-          <w:rFonts w:ascii="Times New Roman" w:hAnsi="Times New Roman" w:cs="Times New Roman"/>
-          <w:sz w:val="24"/>
-          <w:szCs w:val="24"/>
-        </w:rPr>
-        <w:t xml:space="preserve"> tahap</w:t>
-      </w:r>
-      <w:r>
-        <w:rPr>
-          <w:rFonts w:ascii="Times New Roman" w:hAnsi="Times New Roman" w:cs="Times New Roman"/>
-          <w:sz w:val="24"/>
-          <w:szCs w:val="24"/>
-        </w:rPr>
-        <w:t xml:space="preserve"> </w:t>
-      </w:r>
-      <w:r>
-        <w:rPr>
-          <w:rFonts w:ascii="Times New Roman" w:hAnsi="Times New Roman" w:cs="Times New Roman"/>
-          <w:sz w:val="24"/>
-          <w:szCs w:val="24"/>
-        </w:rPr>
-        <w:t>maka diberikan perpanjangan waktu penyelesaian Tugas Akhir</w:t>
+        <w:t xml:space="preserve">batas </w:t>
+      </w:r>
+      <w:proofErr w:type="spellStart"/>
+      <w:r>
+        <w:rPr>
+          <w:rFonts w:ascii="Times New Roman" w:hAnsi="Times New Roman" w:cs="Times New Roman"/>
+          <w:sz w:val="24"/>
+          <w:szCs w:val="24"/>
+        </w:rPr>
+        <w:t>waktu</w:t>
+      </w:r>
+      <w:proofErr w:type="spellEnd"/>
+      <w:r>
+        <w:rPr>
+          <w:rFonts w:ascii="Times New Roman" w:hAnsi="Times New Roman" w:cs="Times New Roman"/>
+          <w:sz w:val="24"/>
+          <w:szCs w:val="24"/>
+        </w:rPr>
+        <w:t xml:space="preserve"> </w:t>
+      </w:r>
+      <w:proofErr w:type="spellStart"/>
+      <w:r>
+        <w:rPr>
+          <w:rFonts w:ascii="Times New Roman" w:hAnsi="Times New Roman" w:cs="Times New Roman"/>
+          <w:sz w:val="24"/>
+          <w:szCs w:val="24"/>
+        </w:rPr>
+        <w:t>penyelesaian</w:t>
+      </w:r>
+      <w:proofErr w:type="spellEnd"/>
+      <w:r>
+        <w:rPr>
+          <w:rFonts w:ascii="Times New Roman" w:hAnsi="Times New Roman" w:cs="Times New Roman"/>
+          <w:sz w:val="24"/>
+          <w:szCs w:val="24"/>
+        </w:rPr>
+        <w:t xml:space="preserve"> </w:t>
+      </w:r>
+      <w:proofErr w:type="spellStart"/>
+      <w:r>
+        <w:rPr>
+          <w:rFonts w:ascii="Times New Roman" w:hAnsi="Times New Roman" w:cs="Times New Roman"/>
+          <w:sz w:val="24"/>
+          <w:szCs w:val="24"/>
+        </w:rPr>
+        <w:t>Tugas</w:t>
+      </w:r>
+      <w:proofErr w:type="spellEnd"/>
+      <w:r>
+        <w:rPr>
+          <w:rFonts w:ascii="Times New Roman" w:hAnsi="Times New Roman" w:cs="Times New Roman"/>
+          <w:sz w:val="24"/>
+          <w:szCs w:val="24"/>
+        </w:rPr>
+        <w:t xml:space="preserve"> Akhir. </w:t>
+      </w:r>
+      <w:proofErr w:type="spellStart"/>
+      <w:r>
+        <w:rPr>
+          <w:rFonts w:ascii="Times New Roman" w:hAnsi="Times New Roman" w:cs="Times New Roman"/>
+          <w:sz w:val="24"/>
+          <w:szCs w:val="24"/>
+        </w:rPr>
+        <w:t>Men</w:t>
+      </w:r>
+      <w:r>
+        <w:rPr>
+          <w:rFonts w:ascii="Times New Roman" w:hAnsi="Times New Roman" w:cs="Times New Roman"/>
+          <w:sz w:val="24"/>
+          <w:szCs w:val="24"/>
+        </w:rPr>
+        <w:t>gingat</w:t>
+      </w:r>
+      <w:proofErr w:type="spellEnd"/>
+      <w:r>
+        <w:rPr>
+          <w:rFonts w:ascii="Times New Roman" w:hAnsi="Times New Roman" w:cs="Times New Roman"/>
+          <w:sz w:val="24"/>
+          <w:szCs w:val="24"/>
+        </w:rPr>
+        <w:t xml:space="preserve"> </w:t>
+      </w:r>
+      <w:proofErr w:type="spellStart"/>
+      <w:r>
+        <w:rPr>
+          <w:rFonts w:ascii="Times New Roman" w:hAnsi="Times New Roman" w:cs="Times New Roman"/>
+          <w:sz w:val="24"/>
+          <w:szCs w:val="24"/>
+        </w:rPr>
+        <w:t>Tugas</w:t>
+      </w:r>
+      <w:proofErr w:type="spellEnd"/>
+      <w:r>
+        <w:rPr>
+          <w:rFonts w:ascii="Times New Roman" w:hAnsi="Times New Roman" w:cs="Times New Roman"/>
+          <w:sz w:val="24"/>
+          <w:szCs w:val="24"/>
+        </w:rPr>
+        <w:t xml:space="preserve"> Akhir </w:t>
+      </w:r>
+      <w:proofErr w:type="spellStart"/>
+      <w:r>
+        <w:rPr>
+          <w:rFonts w:ascii="Times New Roman" w:hAnsi="Times New Roman" w:cs="Times New Roman"/>
+          <w:sz w:val="24"/>
+          <w:szCs w:val="24"/>
+        </w:rPr>
+        <w:t>mahasiswa</w:t>
+      </w:r>
+      <w:proofErr w:type="spellEnd"/>
+      <w:r>
+        <w:rPr>
+          <w:rFonts w:ascii="Times New Roman" w:hAnsi="Times New Roman" w:cs="Times New Roman"/>
+          <w:sz w:val="24"/>
+          <w:szCs w:val="24"/>
+        </w:rPr>
+        <w:t xml:space="preserve"> </w:t>
+      </w:r>
+      <w:proofErr w:type="spellStart"/>
+      <w:r>
+        <w:rPr>
+          <w:rFonts w:ascii="Times New Roman" w:hAnsi="Times New Roman" w:cs="Times New Roman"/>
+          <w:sz w:val="24"/>
+          <w:szCs w:val="24"/>
+        </w:rPr>
+        <w:t>tersebut</w:t>
+      </w:r>
+      <w:proofErr w:type="spellEnd"/>
+      <w:r>
+        <w:rPr>
+          <w:rFonts w:ascii="Times New Roman" w:hAnsi="Times New Roman" w:cs="Times New Roman"/>
+          <w:sz w:val="24"/>
+          <w:szCs w:val="24"/>
+        </w:rPr>
+        <w:t xml:space="preserve"> di</w:t>
+      </w:r>
+      <w:r>
+        <w:rPr>
+          <w:rFonts w:ascii="Times New Roman" w:hAnsi="Times New Roman" w:cs="Times New Roman"/>
+          <w:sz w:val="24"/>
+          <w:szCs w:val="24"/>
+        </w:rPr>
+        <w:t xml:space="preserve"> </w:t>
+      </w:r>
+      <w:proofErr w:type="spellStart"/>
+      <w:r>
+        <w:rPr>
+          <w:rFonts w:ascii="Times New Roman" w:hAnsi="Times New Roman" w:cs="Times New Roman"/>
+          <w:sz w:val="24"/>
+          <w:szCs w:val="24"/>
+        </w:rPr>
+        <w:t>atas</w:t>
+      </w:r>
+      <w:proofErr w:type="spellEnd"/>
+      <w:r>
+        <w:rPr>
+          <w:rFonts w:ascii="Times New Roman" w:hAnsi="Times New Roman" w:cs="Times New Roman"/>
+          <w:sz w:val="24"/>
+          <w:szCs w:val="24"/>
+        </w:rPr>
+        <w:t xml:space="preserve"> </w:t>
+      </w:r>
+      <w:proofErr w:type="spellStart"/>
+      <w:r>
+        <w:rPr>
+          <w:rFonts w:ascii="Times New Roman" w:hAnsi="Times New Roman" w:cs="Times New Roman"/>
+          <w:sz w:val="24"/>
+          <w:szCs w:val="24"/>
+        </w:rPr>
+        <w:t>belum</w:t>
+      </w:r>
+      <w:proofErr w:type="spellEnd"/>
+      <w:r>
+        <w:rPr>
+          <w:rFonts w:ascii="Times New Roman" w:hAnsi="Times New Roman" w:cs="Times New Roman"/>
+          <w:sz w:val="24"/>
+          <w:szCs w:val="24"/>
+        </w:rPr>
+        <w:t xml:space="preserve"> </w:t>
+      </w:r>
+      <w:proofErr w:type="spellStart"/>
+      <w:r>
+        <w:rPr>
+          <w:rFonts w:ascii="Times New Roman" w:hAnsi="Times New Roman" w:cs="Times New Roman"/>
+          <w:sz w:val="24"/>
+          <w:szCs w:val="24"/>
+        </w:rPr>
+        <w:t>dapat</w:t>
+      </w:r>
+      <w:proofErr w:type="spellEnd"/>
+      <w:r>
+        <w:rPr>
+          <w:rFonts w:ascii="Times New Roman" w:hAnsi="Times New Roman" w:cs="Times New Roman"/>
+          <w:sz w:val="24"/>
+          <w:szCs w:val="24"/>
+        </w:rPr>
+        <w:t xml:space="preserve"> </w:t>
+      </w:r>
+      <w:proofErr w:type="spellStart"/>
+      <w:r>
+        <w:rPr>
+          <w:rFonts w:ascii="Times New Roman" w:hAnsi="Times New Roman" w:cs="Times New Roman"/>
+          <w:sz w:val="24"/>
+          <w:szCs w:val="24"/>
+        </w:rPr>
+        <w:t>diselesaikan</w:t>
+      </w:r>
+      <w:proofErr w:type="spellEnd"/>
+      <w:r>
+        <w:rPr>
+          <w:rFonts w:ascii="Times New Roman" w:hAnsi="Times New Roman" w:cs="Times New Roman"/>
+          <w:sz w:val="24"/>
+          <w:szCs w:val="24"/>
+        </w:rPr>
+        <w:t xml:space="preserve"> </w:t>
+      </w:r>
+      <w:proofErr w:type="spellStart"/>
+      <w:r>
+        <w:rPr>
+          <w:rFonts w:ascii="Times New Roman" w:hAnsi="Times New Roman" w:cs="Times New Roman"/>
+          <w:sz w:val="24"/>
+          <w:szCs w:val="24"/>
+        </w:rPr>
+        <w:t>tahap</w:t>
+      </w:r>
+      <w:proofErr w:type="spellEnd"/>
+      <w:r>
+        <w:rPr>
+          <w:rFonts w:ascii="Times New Roman" w:hAnsi="Times New Roman" w:cs="Times New Roman"/>
+          <w:sz w:val="24"/>
+          <w:szCs w:val="24"/>
+        </w:rPr>
+        <w:t xml:space="preserve"> </w:t>
+      </w:r>
+      <w:proofErr w:type="spellStart"/>
+      <w:r>
+        <w:rPr>
+          <w:rFonts w:ascii="Times New Roman" w:hAnsi="Times New Roman" w:cs="Times New Roman"/>
+          <w:sz w:val="24"/>
+          <w:szCs w:val="24"/>
+        </w:rPr>
+        <w:t>maka</w:t>
+      </w:r>
+      <w:proofErr w:type="spellEnd"/>
+      <w:r>
+        <w:rPr>
+          <w:rFonts w:ascii="Times New Roman" w:hAnsi="Times New Roman" w:cs="Times New Roman"/>
+          <w:sz w:val="24"/>
+          <w:szCs w:val="24"/>
+        </w:rPr>
+        <w:t xml:space="preserve"> </w:t>
+      </w:r>
+      <w:proofErr w:type="spellStart"/>
+      <w:r>
+        <w:rPr>
+          <w:rFonts w:ascii="Times New Roman" w:hAnsi="Times New Roman" w:cs="Times New Roman"/>
+          <w:sz w:val="24"/>
+          <w:szCs w:val="24"/>
+        </w:rPr>
+        <w:t>diberikan</w:t>
+      </w:r>
+      <w:proofErr w:type="spellEnd"/>
+      <w:r>
+        <w:rPr>
+          <w:rFonts w:ascii="Times New Roman" w:hAnsi="Times New Roman" w:cs="Times New Roman"/>
+          <w:sz w:val="24"/>
+          <w:szCs w:val="24"/>
+        </w:rPr>
+        <w:t xml:space="preserve"> </w:t>
+      </w:r>
+      <w:proofErr w:type="spellStart"/>
+      <w:r>
+        <w:rPr>
+          <w:rFonts w:ascii="Times New Roman" w:hAnsi="Times New Roman" w:cs="Times New Roman"/>
+          <w:sz w:val="24"/>
+          <w:szCs w:val="24"/>
+        </w:rPr>
+        <w:t>perpanjangan</w:t>
+      </w:r>
+      <w:proofErr w:type="spellEnd"/>
+      <w:r>
+        <w:rPr>
+          <w:rFonts w:ascii="Times New Roman" w:hAnsi="Times New Roman" w:cs="Times New Roman"/>
+          <w:sz w:val="24"/>
+          <w:szCs w:val="24"/>
+        </w:rPr>
+        <w:t xml:space="preserve"> </w:t>
+      </w:r>
+      <w:proofErr w:type="spellStart"/>
+      <w:r>
+        <w:rPr>
+          <w:rFonts w:ascii="Times New Roman" w:hAnsi="Times New Roman" w:cs="Times New Roman"/>
+          <w:sz w:val="24"/>
+          <w:szCs w:val="24"/>
+        </w:rPr>
+        <w:t>waktu</w:t>
+      </w:r>
+      <w:proofErr w:type="spellEnd"/>
+      <w:r>
+        <w:rPr>
+          <w:rFonts w:ascii="Times New Roman" w:hAnsi="Times New Roman" w:cs="Times New Roman"/>
+          <w:sz w:val="24"/>
+          <w:szCs w:val="24"/>
+        </w:rPr>
+        <w:t xml:space="preserve"> </w:t>
+      </w:r>
+      <w:proofErr w:type="spellStart"/>
+      <w:r>
+        <w:rPr>
+          <w:rFonts w:ascii="Times New Roman" w:hAnsi="Times New Roman" w:cs="Times New Roman"/>
+          <w:sz w:val="24"/>
+          <w:szCs w:val="24"/>
+        </w:rPr>
+        <w:t>penyelesaian</w:t>
+      </w:r>
+      <w:proofErr w:type="spellEnd"/>
+      <w:r>
+        <w:rPr>
+          <w:rFonts w:ascii="Times New Roman" w:hAnsi="Times New Roman" w:cs="Times New Roman"/>
+          <w:sz w:val="24"/>
+          <w:szCs w:val="24"/>
+        </w:rPr>
+        <w:t xml:space="preserve"> </w:t>
+      </w:r>
+      <w:proofErr w:type="spellStart"/>
+      <w:r>
+        <w:rPr>
+          <w:rFonts w:ascii="Times New Roman" w:hAnsi="Times New Roman" w:cs="Times New Roman"/>
+          <w:sz w:val="24"/>
+          <w:szCs w:val="24"/>
+        </w:rPr>
+        <w:t>Tugas</w:t>
+      </w:r>
+      <w:proofErr w:type="spellEnd"/>
+      <w:r>
+        <w:rPr>
+          <w:rFonts w:ascii="Times New Roman" w:hAnsi="Times New Roman" w:cs="Times New Roman"/>
+          <w:sz w:val="24"/>
+          <w:szCs w:val="24"/>
+        </w:rPr>
+        <w:t xml:space="preserve"> Akhir</w:t>
       </w:r>
       <w:r>
         <w:rPr>
@@ -2216,13 +3466,113 @@
         </w:rPr>
         <w:t xml:space="preserve"> </w:t>
       </w:r>
-      <w:r>
-        <w:rPr>
-          <w:rFonts w:ascii="Times New Roman" w:hAnsi="Times New Roman" w:cs="Times New Roman"/>
-          <w:sz w:val="24"/>
-          <w:szCs w:val="24"/>
-        </w:rPr>
-        <w:t>dengan jangka waktu 1 (satu) bulan terhitung:</w:t>
+      <w:proofErr w:type="spellStart"/>
+      <w:r>
+        <w:rPr>
+          <w:rFonts w:ascii="Times New Roman" w:hAnsi="Times New Roman" w:cs="Times New Roman"/>
+          <w:sz w:val="24"/>
+          <w:szCs w:val="24"/>
+        </w:rPr>
+        <w:t>dengan</w:t>
+      </w:r>
+      <w:proofErr w:type="spellEnd"/>
+      <w:r>
+        <w:rPr>
+          <w:rFonts w:ascii="Times New Roman" w:hAnsi="Times New Roman" w:cs="Times New Roman"/>
+          <w:sz w:val="24"/>
+          <w:szCs w:val="24"/>
+        </w:rPr>
+        <w:t xml:space="preserve"> </w:t>
+      </w:r>
+      <w:proofErr w:type="spellStart"/>
+      <w:r>
+        <w:rPr>
+          <w:rFonts w:ascii="Times New Roman" w:hAnsi="Times New Roman" w:cs="Times New Roman"/>
+          <w:sz w:val="24"/>
+          <w:szCs w:val="24"/>
+        </w:rPr>
+        <w:t>jangka</w:t>
+      </w:r>
+      <w:proofErr w:type="spellEnd"/>
+      <w:r>
+        <w:rPr>
+          <w:rFonts w:ascii="Times New Roman" w:hAnsi="Times New Roman" w:cs="Times New Roman"/>
+          <w:sz w:val="24"/>
+          <w:szCs w:val="24"/>
+        </w:rPr>
+        <w:t xml:space="preserve"> </w:t>
+      </w:r>
+      <w:proofErr w:type="spellStart"/>
+      <w:r>
+        <w:rPr>
+          <w:rFonts w:ascii="Times New Roman" w:hAnsi="Times New Roman" w:cs="Times New Roman"/>
+          <w:sz w:val="24"/>
+          <w:szCs w:val="24"/>
+        </w:rPr>
+        <w:t>waktu</w:t>
+      </w:r>
+      <w:proofErr w:type="spellEnd"/>
+      <w:r>
+        <w:rPr>
+          <w:rFonts w:ascii="Times New Roman" w:hAnsi="Times New Roman" w:cs="Times New Roman"/>
+          <w:sz w:val="24"/>
+          <w:szCs w:val="24"/>
+        </w:rPr>
+        <w:t xml:space="preserve"> 1 (</w:t>
+      </w:r>
+      <w:proofErr w:type="spellStart"/>
+      <w:r>
+        <w:rPr>
+          <w:rFonts w:ascii="Times New Roman" w:hAnsi="Times New Roman" w:cs="Times New Roman"/>
+          <w:sz w:val="24"/>
+          <w:szCs w:val="24"/>
+        </w:rPr>
+        <w:t>satu</w:t>
+      </w:r>
+      <w:proofErr w:type="spellEnd"/>
+      <w:r>
+        <w:rPr>
+          <w:rFonts w:ascii="Times New Roman" w:hAnsi="Times New Roman" w:cs="Times New Roman"/>
+          <w:sz w:val="24"/>
+          <w:szCs w:val="24"/>
+        </w:rPr>
+        <w:t xml:space="preserve">) </w:t>
+      </w:r>
+      <w:proofErr w:type="spellStart"/>
+      <w:r>
+        <w:rPr>
+          <w:rFonts w:ascii="Times New Roman" w:hAnsi="Times New Roman" w:cs="Times New Roman"/>
+          <w:sz w:val="24"/>
+          <w:szCs w:val="24"/>
+        </w:rPr>
+        <w:t>bulan</w:t>
+      </w:r>
+      <w:proofErr w:type="spellEnd"/>
+      <w:r>
+        <w:rPr>
+          <w:rFonts w:ascii="Times New Roman" w:hAnsi="Times New Roman" w:cs="Times New Roman"/>
+          <w:sz w:val="24"/>
+          <w:szCs w:val="24"/>
+        </w:rPr>
+        <w:t xml:space="preserve"> </w:t>
+      </w:r>
+      <w:proofErr w:type="spellStart"/>
+      <w:r>
+        <w:rPr>
+          <w:rFonts w:ascii="Times New Roman" w:hAnsi="Times New Roman" w:cs="Times New Roman"/>
+          <w:sz w:val="24"/>
+          <w:szCs w:val="24"/>
+        </w:rPr>
+        <w:t>terhitung</w:t>
+      </w:r>
+      <w:proofErr w:type="spellEnd"/>
+      <w:r>
+        <w:rPr>
+          <w:rFonts w:ascii="Times New Roman" w:hAnsi="Times New Roman" w:cs="Times New Roman"/>
+          <w:sz w:val="24"/>
+          <w:szCs w:val="24"/>
+        </w:rPr>
+        <w:t>:</w:t>
       </w:r>
     </w:p>
     <w:p>
@@ -2252,13 +3602,41 @@
           <w:szCs w:val="24"/>
         </w:rPr>
       </w:pPr>
-      <w:r>
-        <w:rPr>
-          <w:rFonts w:ascii="Times New Roman" w:hAnsi="Times New Roman" w:cs="Times New Roman"/>
-          <w:sz w:val="24"/>
-          <w:szCs w:val="24"/>
-        </w:rPr>
-        <w:t>Perpanjangan ke 1:</w:t>
+      <w:proofErr w:type="spellStart"/>
+      <w:r>
+        <w:rPr>
+          <w:rFonts w:ascii="Times New Roman" w:hAnsi="Times New Roman" w:cs="Times New Roman"/>
+          <w:sz w:val="24"/>
+          <w:szCs w:val="24"/>
+        </w:rPr>
+        <w:t>Perpanjangan</w:t>
+      </w:r>
+      <w:proofErr w:type="spellEnd"/>
+      <w:r>
+        <w:rPr>
+          <w:rFonts w:ascii="Times New Roman" w:hAnsi="Times New Roman" w:cs="Times New Roman"/>
+          <w:sz w:val="24"/>
+          <w:szCs w:val="24"/>
+        </w:rPr>
+        <w:t xml:space="preserve"> </w:t>
+      </w:r>
+      <w:proofErr w:type="spellStart"/>
+      <w:r>
+        <w:rPr>
+          <w:rFonts w:ascii="Times New Roman" w:hAnsi="Times New Roman" w:cs="Times New Roman"/>
+          <w:sz w:val="24"/>
+          <w:szCs w:val="24"/>
+        </w:rPr>
+        <w:t>ke</w:t>
+      </w:r>
+      <w:proofErr w:type="spellEnd"/>
+      <w:r>
+        <w:rPr>
+          <w:rFonts w:ascii="Times New Roman" w:hAnsi="Times New Roman" w:cs="Times New Roman"/>
+          <w:sz w:val="24"/>
+          <w:szCs w:val="24"/>
+        </w:rPr>
+        <w:t xml:space="preserve"> 1:</w:t>
       </w:r>
     </w:p>
     <w:p>
@@ -2274,6 +3652,7 @@
           <w:szCs w:val="24"/>
         </w:rPr>
       </w:pPr>
+      <w:proofErr w:type="spellStart"/>
       <w:r>
         <w:rPr>
           <w:rFonts w:ascii="Times New Roman" w:hAnsi="Times New Roman" w:cs="Times New Roman"/>
@@ -2282,6 +3661,7 @@
         </w:rPr>
         <w:t>Mulai</w:t>
       </w:r>
+      <w:proofErr w:type="spellEnd"/>
       <w:r>
         <w:rPr>
           <w:rFonts w:ascii="Times New Roman" w:hAnsi="Times New Roman" w:cs="Times New Roman"/>
@@ -2304,16 +3684,7 @@
           <w:sz w:val="24"/>
           <w:szCs w:val="24"/>
         </w:rPr>
-        <w:t xml:space="preserve"> {mulai_ta_pp1</w:t>
-      </w:r>
-      <w:proofErr w:type="gramStart"/>
-      <w:r>
-        <w:rPr>
-          <w:rFonts w:ascii="Times New Roman" w:hAnsi="Times New Roman" w:cs="Times New Roman"/>
-          <w:sz w:val="24"/>
-          <w:szCs w:val="24"/>
-        </w:rPr>
-        <w:t>}</w:t>
+        <w:t xml:space="preserve"> {mulai_ta_pp1}</w:t>
       </w:r>
       <w:r>
         <w:rPr>
@@ -2323,6 +3694,7 @@
         </w:rPr>
         <w:t xml:space="preserve">  </w:t>
       </w:r>
+      <w:proofErr w:type="spellStart"/>
       <w:r>
         <w:rPr>
           <w:rFonts w:ascii="Times New Roman" w:hAnsi="Times New Roman" w:cs="Times New Roman"/>
@@ -2331,7 +3703,7 @@
         </w:rPr>
         <w:t>Sampai</w:t>
       </w:r>
-      <w:proofErr w:type="gramEnd"/>
+      <w:proofErr w:type="spellEnd"/>
       <w:r>
         <w:rPr>
           <w:rFonts w:ascii="Times New Roman" w:hAnsi="Times New Roman" w:cs="Times New Roman"/>
@@ -2384,13 +3756,41 @@
           <w:szCs w:val="24"/>
         </w:rPr>
       </w:pPr>
-      <w:r>
-        <w:rPr>
-          <w:rFonts w:ascii="Times New Roman" w:hAnsi="Times New Roman" w:cs="Times New Roman"/>
-          <w:sz w:val="24"/>
-          <w:szCs w:val="24"/>
-        </w:rPr>
-        <w:t>Perpanjangan ke 2:</w:t>
+      <w:proofErr w:type="spellStart"/>
+      <w:r>
+        <w:rPr>
+          <w:rFonts w:ascii="Times New Roman" w:hAnsi="Times New Roman" w:cs="Times New Roman"/>
+          <w:sz w:val="24"/>
+          <w:szCs w:val="24"/>
+        </w:rPr>
+        <w:t>Perpanjangan</w:t>
+      </w:r>
+      <w:proofErr w:type="spellEnd"/>
+      <w:r>
+        <w:rPr>
+          <w:rFonts w:ascii="Times New Roman" w:hAnsi="Times New Roman" w:cs="Times New Roman"/>
+          <w:sz w:val="24"/>
+          <w:szCs w:val="24"/>
+        </w:rPr>
+        <w:t xml:space="preserve"> </w:t>
+      </w:r>
+      <w:proofErr w:type="spellStart"/>
+      <w:r>
+        <w:rPr>
+          <w:rFonts w:ascii="Times New Roman" w:hAnsi="Times New Roman" w:cs="Times New Roman"/>
+          <w:sz w:val="24"/>
+          <w:szCs w:val="24"/>
+        </w:rPr>
+        <w:t>ke</w:t>
+      </w:r>
+      <w:proofErr w:type="spellEnd"/>
+      <w:r>
+        <w:rPr>
+          <w:rFonts w:ascii="Times New Roman" w:hAnsi="Times New Roman" w:cs="Times New Roman"/>
+          <w:sz w:val="24"/>
+          <w:szCs w:val="24"/>
+        </w:rPr>
+        <w:t xml:space="preserve"> 2:</w:t>
       </w:r>
     </w:p>
     <w:p>
@@ -2406,6 +3806,7 @@
           <w:szCs w:val="24"/>
         </w:rPr>
       </w:pPr>
+      <w:proofErr w:type="spellStart"/>
       <w:r>
         <w:rPr>
           <w:rFonts w:ascii="Times New Roman" w:hAnsi="Times New Roman" w:cs="Times New Roman"/>
@@ -2414,6 +3815,7 @@
         </w:rPr>
         <w:t>Mulai</w:t>
       </w:r>
+      <w:proofErr w:type="spellEnd"/>
       <w:r>
         <w:rPr>
           <w:rFonts w:ascii="Times New Roman" w:hAnsi="Times New Roman" w:cs="Times New Roman"/>
@@ -2446,7 +3848,7 @@
         </w:rPr>
         <w:t xml:space="preserve"> </w:t>
       </w:r>
-      <w:proofErr w:type="gramStart"/>
+      <w:proofErr w:type="spellStart"/>
       <w:r>
         <w:rPr>
           <w:rFonts w:ascii="Times New Roman" w:hAnsi="Times New Roman" w:cs="Times New Roman"/>
@@ -2455,6 +3857,7 @@
         </w:rPr>
         <w:t>Sampai</w:t>
       </w:r>
+      <w:proofErr w:type="spellEnd"/>
       <w:r>
         <w:rPr>
           <w:rFonts w:ascii="Times New Roman" w:hAnsi="Times New Roman" w:cs="Times New Roman"/>
@@ -2463,7 +3866,6 @@
         </w:rPr>
         <w:t xml:space="preserve"> :</w:t>
       </w:r>
-      <w:proofErr w:type="gramEnd"/>
       <w:r>
         <w:rPr>
           <w:rFonts w:ascii="Times New Roman" w:hAnsi="Times New Roman" w:cs="Times New Roman"/>
@@ -2539,7 +3941,16 @@
           <w:sz w:val="24"/>
           <w:szCs w:val="24"/>
         </w:rPr>
-        <w:t>{t</w:t>
+        <w:t>{</w:t>
+      </w:r>
+      <w:proofErr w:type="spellStart"/>
+      <w:r>
+        <w:rPr>
+          <w:rFonts w:ascii="Times New Roman" w:hAnsi="Times New Roman" w:cs="Times New Roman"/>
+          <w:sz w:val="24"/>
+          <w:szCs w:val="24"/>
+        </w:rPr>
+        <w:t>t</w:t>
       </w:r>
       <w:r>
         <w:rPr>
@@ -2549,6 +3960,7 @@
         </w:rPr>
         <w:t>gl_surat_ppta</w:t>
       </w:r>
+      <w:proofErr w:type="spellEnd"/>
       <w:r>
         <w:rPr>
           <w:rFonts w:ascii="Times New Roman" w:hAnsi="Times New Roman" w:cs="Times New Roman"/>
@@ -2577,20 +3989,28 @@
         <w:rPr>
           <w:rFonts w:ascii="Times New Roman" w:hAnsi="Times New Roman" w:cs="Times New Roman"/>
         </w:rPr>
-        <w:t>Departemen</w:t>
-      </w:r>
-      <w:r>
-        <w:rPr>
-          <w:rFonts w:ascii="Times New Roman" w:hAnsi="Times New Roman" w:cs="Times New Roman"/>
-        </w:rPr>
-        <w:t xml:space="preserve"> </w:t>
-      </w:r>
-      <w:r>
-        <w:rPr>
-          <w:rFonts w:ascii="Times New Roman" w:hAnsi="Times New Roman" w:cs="Times New Roman"/>
-        </w:rPr>
-        <w:t>Teknik Lingkungan</w:t>
-      </w:r>
+        <w:t>Program Studi S1</w:t>
+      </w:r>
+      <w:r>
+        <w:rPr>
+          <w:rFonts w:ascii="Times New Roman" w:hAnsi="Times New Roman" w:cs="Times New Roman"/>
+        </w:rPr>
+        <w:t xml:space="preserve"> </w:t>
+      </w:r>
+      <w:r>
+        <w:rPr>
+          <w:rFonts w:ascii="Times New Roman" w:hAnsi="Times New Roman" w:cs="Times New Roman"/>
+        </w:rPr>
+        <w:t xml:space="preserve">Teknik </w:t>
+      </w:r>
+      <w:proofErr w:type="spellStart"/>
+      <w:r>
+        <w:rPr>
+          <w:rFonts w:ascii="Times New Roman" w:hAnsi="Times New Roman" w:cs="Times New Roman"/>
+        </w:rPr>
+        <w:t>Lingkungan</w:t>
+      </w:r>
+      <w:proofErr w:type="spellEnd"/>
     </w:p>
     <w:p>
       <w:pPr>
@@ -2607,11 +4027,19 @@
           <w:rFonts w:ascii="Times New Roman" w:hAnsi="Times New Roman" w:cs="Times New Roman"/>
         </w:rPr>
       </w:pPr>
-      <w:r>
-        <w:rPr>
-          <w:rFonts w:ascii="Times New Roman" w:hAnsi="Times New Roman" w:cs="Times New Roman"/>
-        </w:rPr>
-        <w:t>Fakultas Teknik</w:t>
+      <w:proofErr w:type="spellStart"/>
+      <w:r>
+        <w:rPr>
+          <w:rFonts w:ascii="Times New Roman" w:hAnsi="Times New Roman" w:cs="Times New Roman"/>
+        </w:rPr>
+        <w:t>Fakultas</w:t>
+      </w:r>
+      <w:proofErr w:type="spellEnd"/>
+      <w:r>
+        <w:rPr>
+          <w:rFonts w:ascii="Times New Roman" w:hAnsi="Times New Roman" w:cs="Times New Roman"/>
+        </w:rPr>
+        <w:t xml:space="preserve"> Teknik</w:t>
       </w:r>
       <w:r>
         <w:rPr>
@@ -2623,8 +4051,16 @@
         <w:rPr>
           <w:rFonts w:ascii="Times New Roman" w:hAnsi="Times New Roman" w:cs="Times New Roman"/>
         </w:rPr>
-        <w:t>Universitas Diponegoro</w:t>
-      </w:r>
+        <w:t xml:space="preserve">Universitas </w:t>
+      </w:r>
+      <w:proofErr w:type="spellStart"/>
+      <w:r>
+        <w:rPr>
+          <w:rFonts w:ascii="Times New Roman" w:hAnsi="Times New Roman" w:cs="Times New Roman"/>
+        </w:rPr>
+        <w:t>Diponegoro</w:t>
+      </w:r>
+      <w:proofErr w:type="spellEnd"/>
     </w:p>
     <w:p>
       <w:pPr>
@@ -2641,11 +4077,19 @@
           <w:noProof/>
         </w:rPr>
       </w:pPr>
-      <w:r>
-        <w:rPr>
-          <w:rFonts w:ascii="Times New Roman" w:hAnsi="Times New Roman" w:cs="Times New Roman"/>
-        </w:rPr>
-        <w:t>Ketua,</w:t>
+      <w:proofErr w:type="spellStart"/>
+      <w:r>
+        <w:rPr>
+          <w:rFonts w:ascii="Times New Roman" w:hAnsi="Times New Roman" w:cs="Times New Roman"/>
+        </w:rPr>
+        <w:t>Ketua</w:t>
+      </w:r>
+      <w:proofErr w:type="spellEnd"/>
+      <w:r>
+        <w:rPr>
+          <w:rFonts w:ascii="Times New Roman" w:hAnsi="Times New Roman" w:cs="Times New Roman"/>
+        </w:rPr>
+        <w:t>,</w:t>
       </w:r>
     </w:p>
     <w:p>
@@ -2731,7 +4175,49 @@
         <w:rPr>
           <w:rFonts w:ascii="Times New Roman" w:hAnsi="Times New Roman" w:cs="Times New Roman"/>
         </w:rPr>
-        <w:t>Dr. Ir. Budi Prasetyo Samadikun, S.T., M.Si., IPU., ASEAN Eng.</w:t>
+        <w:t xml:space="preserve">Dr. Ir. Budi </w:t>
+      </w:r>
+      <w:proofErr w:type="spellStart"/>
+      <w:r>
+        <w:rPr>
+          <w:rFonts w:ascii="Times New Roman" w:hAnsi="Times New Roman" w:cs="Times New Roman"/>
+        </w:rPr>
+        <w:t>Prasetyo</w:t>
+      </w:r>
+      <w:proofErr w:type="spellEnd"/>
+      <w:r>
+        <w:rPr>
+          <w:rFonts w:ascii="Times New Roman" w:hAnsi="Times New Roman" w:cs="Times New Roman"/>
+        </w:rPr>
+        <w:t xml:space="preserve"> </w:t>
+      </w:r>
+      <w:proofErr w:type="spellStart"/>
+      <w:r>
+        <w:rPr>
+          <w:rFonts w:ascii="Times New Roman" w:hAnsi="Times New Roman" w:cs="Times New Roman"/>
+        </w:rPr>
+        <w:t>Samadikun</w:t>
+      </w:r>
+      <w:proofErr w:type="spellEnd"/>
+      <w:r>
+        <w:rPr>
+          <w:rFonts w:ascii="Times New Roman" w:hAnsi="Times New Roman" w:cs="Times New Roman"/>
+        </w:rPr>
+        <w:t xml:space="preserve">, S.T., </w:t>
+      </w:r>
+      <w:proofErr w:type="spellStart"/>
+      <w:r>
+        <w:rPr>
+          <w:rFonts w:ascii="Times New Roman" w:hAnsi="Times New Roman" w:cs="Times New Roman"/>
+        </w:rPr>
+        <w:t>M.Si</w:t>
+      </w:r>
+      <w:proofErr w:type="spellEnd"/>
+      <w:r>
+        <w:rPr>
+          <w:rFonts w:ascii="Times New Roman" w:hAnsi="Times New Roman" w:cs="Times New Roman"/>
+        </w:rPr>
+        <w:t>., IPU., ASEAN Eng.</w:t>
       </w:r>
     </w:p>
     <w:p>
@@ -2836,13 +4322,23 @@
           <w:szCs w:val="24"/>
         </w:rPr>
       </w:pPr>
-      <w:r>
-        <w:rPr>
-          <w:rFonts w:ascii="Times New Roman" w:hAnsi="Times New Roman" w:cs="Times New Roman"/>
-          <w:sz w:val="24"/>
-          <w:szCs w:val="24"/>
-        </w:rPr>
-        <w:t xml:space="preserve">Catatan: </w:t>
+      <w:proofErr w:type="spellStart"/>
+      <w:r>
+        <w:rPr>
+          <w:rFonts w:ascii="Times New Roman" w:hAnsi="Times New Roman" w:cs="Times New Roman"/>
+          <w:sz w:val="24"/>
+          <w:szCs w:val="24"/>
+        </w:rPr>
+        <w:t>Catatan</w:t>
+      </w:r>
+      <w:proofErr w:type="spellEnd"/>
+      <w:r>
+        <w:rPr>
+          <w:rFonts w:ascii="Times New Roman" w:hAnsi="Times New Roman" w:cs="Times New Roman"/>
+          <w:sz w:val="24"/>
+          <w:szCs w:val="24"/>
+        </w:rPr>
+        <w:t xml:space="preserve">: </w:t>
       </w:r>
       <w:r>
         <w:rPr>
@@ -2862,14 +4358,34 @@
         </w:rPr>
         <w:t xml:space="preserve"> </w:t>
       </w:r>
-      <w:r>
-        <w:rPr>
-          <w:rFonts w:ascii="Times New Roman" w:hAnsi="Times New Roman" w:cs="Times New Roman"/>
-          <w:sz w:val="24"/>
-          <w:szCs w:val="24"/>
-        </w:rPr>
-        <w:t>coret salah satu</w:t>
-      </w:r>
+      <w:proofErr w:type="spellStart"/>
+      <w:r>
+        <w:rPr>
+          <w:rFonts w:ascii="Times New Roman" w:hAnsi="Times New Roman" w:cs="Times New Roman"/>
+          <w:sz w:val="24"/>
+          <w:szCs w:val="24"/>
+        </w:rPr>
+        <w:t>coret</w:t>
+      </w:r>
+      <w:proofErr w:type="spellEnd"/>
+      <w:r>
+        <w:rPr>
+          <w:rFonts w:ascii="Times New Roman" w:hAnsi="Times New Roman" w:cs="Times New Roman"/>
+          <w:sz w:val="24"/>
+          <w:szCs w:val="24"/>
+        </w:rPr>
+        <w:t xml:space="preserve"> salah </w:t>
+      </w:r>
+      <w:proofErr w:type="spellStart"/>
+      <w:r>
+        <w:rPr>
+          <w:rFonts w:ascii="Times New Roman" w:hAnsi="Times New Roman" w:cs="Times New Roman"/>
+          <w:sz w:val="24"/>
+          <w:szCs w:val="24"/>
+        </w:rPr>
+        <w:t>satu</w:t>
+      </w:r>
+      <w:proofErr w:type="spellEnd"/>
     </w:p>
     <w:sectPr>
       <w:headerReference w:type="default" r:id="rId9"/>
@@ -2883,7 +4399,7 @@
 </file>
 
 <file path=word/endnotes.xml><?xml version="1.0" encoding="utf-8"?>
-<w:endnotes xmlns:wpc="http://schemas.microsoft.com/office/word/2010/wordprocessingCanvas" xmlns:cx="http://schemas.microsoft.com/office/drawing/2014/chartex" xmlns:cx1="http://schemas.microsoft.com/office/drawing/2015/9/8/chartex" xmlns:cx2="http://schemas.microsoft.com/office/drawing/2015/10/21/chartex" xmlns:cx3="http://schemas.microsoft.com/office/drawing/2016/5/9/chartex" xmlns:cx4="http://schemas.microsoft.com/office/drawing/2016/5/10/chartex" xmlns:cx5="http://schemas.microsoft.com/office/drawing/2016/5/11/chartex" xmlns:cx6="http://schemas.microsoft.com/office/drawing/2016/5/12/chartex" xmlns:cx7="http://schemas.microsoft.com/office/drawing/2016/5/13/chartex" xmlns:cx8="http://schemas.microsoft.com/office/drawing/2016/5/14/chartex" xmlns:mc="http://schemas.openxmlformats.org/markup-compatibility/2006" xmlns:aink="http://schemas.microsoft.com/office/drawing/2016/ink" xmlns:am3d="http://schemas.microsoft.com/office/drawing/2017/model3d" xmlns:o="urn:schemas-microsoft-com:office:office" xmlns:oel="http://schemas.microsoft.com/office/2019/extlst" xmlns:r="http://schemas.openxmlformats.org/officeDocument/2006/relationships" xmlns:m="http://schemas.openxmlformats.org/officeDocument/2006/math" xmlns:v="urn:schemas-microsoft-com:vml" xmlns:wp14="http://schemas.microsoft.com/office/word/2010/wordprocessingDrawing" xmlns:wp="http://schemas.openxmlformats.org/drawingml/2006/wordprocessingDrawing" xmlns:w10="urn:schemas-microsoft-com:office:word" xmlns:w="http://schemas.openxmlformats.org/wordprocessingml/2006/main" xmlns:w14="http://schemas.microsoft.com/office/word/2010/wordml" xmlns:w15="http://schemas.microsoft.com/office/word/2012/wordml" xmlns:w16cei="http://schemas.microsoft.com/office/word/2026/wordml/cei" xmlns:w16cex="http://schemas.microsoft.com/office/word/2018/wordml/cex" xmlns:w16cid="http://schemas.microsoft.com/office/word/2016/wordml/cid" xmlns:w16="http://schemas.microsoft.com/office/word/2018/wordml" xmlns:w16du="http://schemas.microsoft.com/office/word/2023/wordml/word16du" xmlns:w16sdtdh="http://schemas.microsoft.com/office/word/2020/wordml/sdtdatahash" xmlns:w16sdtfl="http://schemas.microsoft.com/office/word/2024/wordml/sdtformatlock" xmlns:w16se="http://schemas.microsoft.com/office/word/2015/wordml/symex" xmlns:wpg="http://schemas.microsoft.com/office/word/2010/wordprocessingGroup" xmlns:wpi="http://schemas.microsoft.com/office/word/2010/wordprocessingInk" xmlns:wne="http://schemas.microsoft.com/office/word/2006/wordml" xmlns:wps="http://schemas.microsoft.com/office/word/2010/wordprocessingShape" mc:Ignorable="w14 w15 w16se w16cid w16 w16cex w16sdtdh w16sdtfl w16du wp14">
+<w:endnotes xmlns:wpc="http://schemas.microsoft.com/office/word/2010/wordprocessingCanvas" xmlns:cx="http://schemas.microsoft.com/office/drawing/2014/chartex" xmlns:cx1="http://schemas.microsoft.com/office/drawing/2015/9/8/chartex" xmlns:cx2="http://schemas.microsoft.com/office/drawing/2015/10/21/chartex" xmlns:cx3="http://schemas.microsoft.com/office/drawing/2016/5/9/chartex" xmlns:cx4="http://schemas.microsoft.com/office/drawing/2016/5/10/chartex" xmlns:cx5="http://schemas.microsoft.com/office/drawing/2016/5/11/chartex" xmlns:cx6="http://schemas.microsoft.com/office/drawing/2016/5/12/chartex" xmlns:cx7="http://schemas.microsoft.com/office/drawing/2016/5/13/chartex" xmlns:cx8="http://schemas.microsoft.com/office/drawing/2016/5/14/chartex" xmlns:mc="http://schemas.openxmlformats.org/markup-compatibility/2006" xmlns:aink="http://schemas.microsoft.com/office/drawing/2016/ink" xmlns:am3d="http://schemas.microsoft.com/office/drawing/2017/model3d" xmlns:o="urn:schemas-microsoft-com:office:office" xmlns:oel="http://schemas.microsoft.com/office/2019/extlst" xmlns:r="http://schemas.openxmlformats.org/officeDocument/2006/relationships" xmlns:m="http://schemas.openxmlformats.org/officeDocument/2006/math" xmlns:v="urn:schemas-microsoft-com:vml" xmlns:wp14="http://schemas.microsoft.com/office/word/2010/wordprocessingDrawing" xmlns:wp="http://schemas.openxmlformats.org/drawingml/2006/wordprocessingDrawing" xmlns:w10="urn:schemas-microsoft-com:office:word" xmlns:w="http://schemas.openxmlformats.org/wordprocessingml/2006/main" xmlns:w14="http://schemas.microsoft.com/office/word/2010/wordml" xmlns:w15="http://schemas.microsoft.com/office/word/2012/wordml" xmlns:w16cex="http://schemas.microsoft.com/office/word/2018/wordml/cex" xmlns:w16cid="http://schemas.microsoft.com/office/word/2016/wordml/cid" xmlns:w16="http://schemas.microsoft.com/office/word/2018/wordml" xmlns:w16du="http://schemas.microsoft.com/office/word/2023/wordml/word16du" xmlns:w16sdtdh="http://schemas.microsoft.com/office/word/2020/wordml/sdtdatahash" xmlns:w16sdtfl="http://schemas.microsoft.com/office/word/2024/wordml/sdtformatlock" xmlns:w16se="http://schemas.microsoft.com/office/word/2015/wordml/symex" xmlns:wpg="http://schemas.microsoft.com/office/word/2010/wordprocessingGroup" xmlns:wpi="http://schemas.microsoft.com/office/word/2010/wordprocessingInk" xmlns:wne="http://schemas.microsoft.com/office/word/2006/wordml" xmlns:wps="http://schemas.microsoft.com/office/word/2010/wordprocessingShape" mc:Ignorable="w14 w15 w16se w16cid w16 w16cex w16sdtdh w16sdtfl w16du wp14">
   <w:endnote w:type="separator" w:id="-1">
     <w:p>
       <w:pPr>
@@ -2908,7 +4424,7 @@
 </file>
 
 <file path=word/footer1.xml><?xml version="1.0" encoding="utf-8"?>
-<w:ftr xmlns:wpc="http://schemas.microsoft.com/office/word/2010/wordprocessingCanvas" xmlns:cx="http://schemas.microsoft.com/office/drawing/2014/chartex" xmlns:cx1="http://schemas.microsoft.com/office/drawing/2015/9/8/chartex" xmlns:cx2="http://schemas.microsoft.com/office/drawing/2015/10/21/chartex" xmlns:cx3="http://schemas.microsoft.com/office/drawing/2016/5/9/chartex" xmlns:cx4="http://schemas.microsoft.com/office/drawing/2016/5/10/chartex" xmlns:cx5="http://schemas.microsoft.com/office/drawing/2016/5/11/chartex" xmlns:cx6="http://schemas.microsoft.com/office/drawing/2016/5/12/chartex" xmlns:cx7="http://schemas.microsoft.com/office/drawing/2016/5/13/chartex" xmlns:cx8="http://schemas.microsoft.com/office/drawing/2016/5/14/chartex" xmlns:mc="http://schemas.openxmlformats.org/markup-compatibility/2006" xmlns:aink="http://schemas.microsoft.com/office/drawing/2016/ink" xmlns:am3d="http://schemas.microsoft.com/office/drawing/2017/model3d" xmlns:o="urn:schemas-microsoft-com:office:office" xmlns:oel="http://schemas.microsoft.com/office/2019/extlst" xmlns:r="http://schemas.openxmlformats.org/officeDocument/2006/relationships" xmlns:m="http://schemas.openxmlformats.org/officeDocument/2006/math" xmlns:v="urn:schemas-microsoft-com:vml" xmlns:wp14="http://schemas.microsoft.com/office/word/2010/wordprocessingDrawing" xmlns:wp="http://schemas.openxmlformats.org/drawingml/2006/wordprocessingDrawing" xmlns:w10="urn:schemas-microsoft-com:office:word" xmlns:w="http://schemas.openxmlformats.org/wordprocessingml/2006/main" xmlns:w14="http://schemas.microsoft.com/office/word/2010/wordml" xmlns:w15="http://schemas.microsoft.com/office/word/2012/wordml" xmlns:w16cei="http://schemas.microsoft.com/office/word/2026/wordml/cei" xmlns:w16cex="http://schemas.microsoft.com/office/word/2018/wordml/cex" xmlns:w16cid="http://schemas.microsoft.com/office/word/2016/wordml/cid" xmlns:w16="http://schemas.microsoft.com/office/word/2018/wordml" xmlns:w16du="http://schemas.microsoft.com/office/word/2023/wordml/word16du" xmlns:w16sdtdh="http://schemas.microsoft.com/office/word/2020/wordml/sdtdatahash" xmlns:w16sdtfl="http://schemas.microsoft.com/office/word/2024/wordml/sdtformatlock" xmlns:w16se="http://schemas.microsoft.com/office/word/2015/wordml/symex" xmlns:wpg="http://schemas.microsoft.com/office/word/2010/wordprocessingGroup" xmlns:wpi="http://schemas.microsoft.com/office/word/2010/wordprocessingInk" xmlns:wne="http://schemas.microsoft.com/office/word/2006/wordml" xmlns:wps="http://schemas.microsoft.com/office/word/2010/wordprocessingShape" mc:Ignorable="w14 w15 w16se w16cid w16 w16cex w16sdtdh w16sdtfl w16du wp14">
+<w:ftr xmlns:wpc="http://schemas.microsoft.com/office/word/2010/wordprocessingCanvas" xmlns:cx="http://schemas.microsoft.com/office/drawing/2014/chartex" xmlns:cx1="http://schemas.microsoft.com/office/drawing/2015/9/8/chartex" xmlns:cx2="http://schemas.microsoft.com/office/drawing/2015/10/21/chartex" xmlns:cx3="http://schemas.microsoft.com/office/drawing/2016/5/9/chartex" xmlns:cx4="http://schemas.microsoft.com/office/drawing/2016/5/10/chartex" xmlns:cx5="http://schemas.microsoft.com/office/drawing/2016/5/11/chartex" xmlns:cx6="http://schemas.microsoft.com/office/drawing/2016/5/12/chartex" xmlns:cx7="http://schemas.microsoft.com/office/drawing/2016/5/13/chartex" xmlns:cx8="http://schemas.microsoft.com/office/drawing/2016/5/14/chartex" xmlns:mc="http://schemas.openxmlformats.org/markup-compatibility/2006" xmlns:aink="http://schemas.microsoft.com/office/drawing/2016/ink" xmlns:am3d="http://schemas.microsoft.com/office/drawing/2017/model3d" xmlns:o="urn:schemas-microsoft-com:office:office" xmlns:oel="http://schemas.microsoft.com/office/2019/extlst" xmlns:r="http://schemas.openxmlformats.org/officeDocument/2006/relationships" xmlns:m="http://schemas.openxmlformats.org/officeDocument/2006/math" xmlns:v="urn:schemas-microsoft-com:vml" xmlns:wp14="http://schemas.microsoft.com/office/word/2010/wordprocessingDrawing" xmlns:wp="http://schemas.openxmlformats.org/drawingml/2006/wordprocessingDrawing" xmlns:w10="urn:schemas-microsoft-com:office:word" xmlns:w="http://schemas.openxmlformats.org/wordprocessingml/2006/main" xmlns:w14="http://schemas.microsoft.com/office/word/2010/wordml" xmlns:w15="http://schemas.microsoft.com/office/word/2012/wordml" xmlns:w16cex="http://schemas.microsoft.com/office/word/2018/wordml/cex" xmlns:w16cid="http://schemas.microsoft.com/office/word/2016/wordml/cid" xmlns:w16="http://schemas.microsoft.com/office/word/2018/wordml" xmlns:w16du="http://schemas.microsoft.com/office/word/2023/wordml/word16du" xmlns:w16sdtdh="http://schemas.microsoft.com/office/word/2020/wordml/sdtdatahash" xmlns:w16sdtfl="http://schemas.microsoft.com/office/word/2024/wordml/sdtformatlock" xmlns:w16se="http://schemas.microsoft.com/office/word/2015/wordml/symex" xmlns:wpg="http://schemas.microsoft.com/office/word/2010/wordprocessingGroup" xmlns:wpi="http://schemas.microsoft.com/office/word/2010/wordprocessingInk" xmlns:wne="http://schemas.microsoft.com/office/word/2006/wordml" xmlns:wps="http://schemas.microsoft.com/office/word/2010/wordprocessingShape" mc:Ignorable="w14 w15 w16se w16cid w16 w16cex w16sdtdh w16sdtfl w16du wp14">
   <w:p>
     <w:pPr>
       <w:pStyle w:val="Footer"/>
@@ -2931,13 +4447,41 @@
         <v:line id="_x0000_s1026" style="position:absolute;left:0;text-align:left;z-index:251656704" from="-51pt,-6.8pt" to="525pt,-6.8pt" strokeweight="1.25pt"/>
       </w:pict>
     </w:r>
+    <w:proofErr w:type="spellStart"/>
     <w:r>
       <w:rPr>
         <w:rFonts w:ascii="Times New Roman" w:hAnsi="Times New Roman" w:cs="Times New Roman"/>
         <w:sz w:val="18"/>
         <w:szCs w:val="18"/>
       </w:rPr>
-      <w:t xml:space="preserve">Dicetak tgl: </w:t>
+      <w:t>Dicetak</w:t>
+    </w:r>
+    <w:proofErr w:type="spellEnd"/>
+    <w:r>
+      <w:rPr>
+        <w:rFonts w:ascii="Times New Roman" w:hAnsi="Times New Roman" w:cs="Times New Roman"/>
+        <w:sz w:val="18"/>
+        <w:szCs w:val="18"/>
+      </w:rPr>
+      <w:t xml:space="preserve"> </w:t>
+    </w:r>
+    <w:proofErr w:type="spellStart"/>
+    <w:r>
+      <w:rPr>
+        <w:rFonts w:ascii="Times New Roman" w:hAnsi="Times New Roman" w:cs="Times New Roman"/>
+        <w:sz w:val="18"/>
+        <w:szCs w:val="18"/>
+      </w:rPr>
+      <w:t>tgl</w:t>
+    </w:r>
+    <w:proofErr w:type="spellEnd"/>
+    <w:r>
+      <w:rPr>
+        <w:rFonts w:ascii="Times New Roman" w:hAnsi="Times New Roman" w:cs="Times New Roman"/>
+        <w:sz w:val="18"/>
+        <w:szCs w:val="18"/>
+      </w:rPr>
+      <w:t xml:space="preserve">: </w:t>
     </w:r>
     <w:r>
       <w:rPr>
@@ -2945,14 +4489,50 @@
         <w:sz w:val="18"/>
         <w:szCs w:val="18"/>
       </w:rPr>
-      <w:t>{mulai_ta} – {akhir_ta}</w:t>
+      <w:t>{</w:t>
+    </w:r>
+    <w:proofErr w:type="spellStart"/>
+    <w:r>
+      <w:rPr>
+        <w:rFonts w:ascii="Times New Roman" w:hAnsi="Times New Roman" w:cs="Times New Roman"/>
+        <w:sz w:val="18"/>
+        <w:szCs w:val="18"/>
+      </w:rPr>
+      <w:t>mulai_ta</w:t>
+    </w:r>
+    <w:proofErr w:type="spellEnd"/>
+    <w:r>
+      <w:rPr>
+        <w:rFonts w:ascii="Times New Roman" w:hAnsi="Times New Roman" w:cs="Times New Roman"/>
+        <w:sz w:val="18"/>
+        <w:szCs w:val="18"/>
+      </w:rPr>
+      <w:t>} – {</w:t>
+    </w:r>
+    <w:proofErr w:type="spellStart"/>
+    <w:r>
+      <w:rPr>
+        <w:rFonts w:ascii="Times New Roman" w:hAnsi="Times New Roman" w:cs="Times New Roman"/>
+        <w:sz w:val="18"/>
+        <w:szCs w:val="18"/>
+      </w:rPr>
+      <w:t>akhir_ta</w:t>
+    </w:r>
+    <w:proofErr w:type="spellEnd"/>
+    <w:r>
+      <w:rPr>
+        <w:rFonts w:ascii="Times New Roman" w:hAnsi="Times New Roman" w:cs="Times New Roman"/>
+        <w:sz w:val="18"/>
+        <w:szCs w:val="18"/>
+      </w:rPr>
+      <w:t>}</w:t>
     </w:r>
   </w:p>
 </w:ftr>
 </file>
 
 <file path=word/footnotes.xml><?xml version="1.0" encoding="utf-8"?>
-<w:footnotes xmlns:wpc="http://schemas.microsoft.com/office/word/2010/wordprocessingCanvas" xmlns:cx="http://schemas.microsoft.com/office/drawing/2014/chartex" xmlns:cx1="http://schemas.microsoft.com/office/drawing/2015/9/8/chartex" xmlns:cx2="http://schemas.microsoft.com/office/drawing/2015/10/21/chartex" xmlns:cx3="http://schemas.microsoft.com/office/drawing/2016/5/9/chartex" xmlns:cx4="http://schemas.microsoft.com/office/drawing/2016/5/10/chartex" xmlns:cx5="http://schemas.microsoft.com/office/drawing/2016/5/11/chartex" xmlns:cx6="http://schemas.microsoft.com/office/drawing/2016/5/12/chartex" xmlns:cx7="http://schemas.microsoft.com/office/drawing/2016/5/13/chartex" xmlns:cx8="http://schemas.microsoft.com/office/drawing/2016/5/14/chartex" xmlns:mc="http://schemas.openxmlformats.org/markup-compatibility/2006" xmlns:aink="http://schemas.microsoft.com/office/drawing/2016/ink" xmlns:am3d="http://schemas.microsoft.com/office/drawing/2017/model3d" xmlns:o="urn:schemas-microsoft-com:office:office" xmlns:oel="http://schemas.microsoft.com/office/2019/extlst" xmlns:r="http://schemas.openxmlformats.org/officeDocument/2006/relationships" xmlns:m="http://schemas.openxmlformats.org/officeDocument/2006/math" xmlns:v="urn:schemas-microsoft-com:vml" xmlns:wp14="http://schemas.microsoft.com/office/word/2010/wordprocessingDrawing" xmlns:wp="http://schemas.openxmlformats.org/drawingml/2006/wordprocessingDrawing" xmlns:w10="urn:schemas-microsoft-com:office:word" xmlns:w="http://schemas.openxmlformats.org/wordprocessingml/2006/main" xmlns:w14="http://schemas.microsoft.com/office/word/2010/wordml" xmlns:w15="http://schemas.microsoft.com/office/word/2012/wordml" xmlns:w16cei="http://schemas.microsoft.com/office/word/2026/wordml/cei" xmlns:w16cex="http://schemas.microsoft.com/office/word/2018/wordml/cex" xmlns:w16cid="http://schemas.microsoft.com/office/word/2016/wordml/cid" xmlns:w16="http://schemas.microsoft.com/office/word/2018/wordml" xmlns:w16du="http://schemas.microsoft.com/office/word/2023/wordml/word16du" xmlns:w16sdtdh="http://schemas.microsoft.com/office/word/2020/wordml/sdtdatahash" xmlns:w16sdtfl="http://schemas.microsoft.com/office/word/2024/wordml/sdtformatlock" xmlns:w16se="http://schemas.microsoft.com/office/word/2015/wordml/symex" xmlns:wpg="http://schemas.microsoft.com/office/word/2010/wordprocessingGroup" xmlns:wpi="http://schemas.microsoft.com/office/word/2010/wordprocessingInk" xmlns:wne="http://schemas.microsoft.com/office/word/2006/wordml" xmlns:wps="http://schemas.microsoft.com/office/word/2010/wordprocessingShape" mc:Ignorable="w14 w15 w16se w16cid w16 w16cex w16sdtdh w16sdtfl w16du wp14">
+<w:footnotes xmlns:wpc="http://schemas.microsoft.com/office/word/2010/wordprocessingCanvas" xmlns:cx="http://schemas.microsoft.com/office/drawing/2014/chartex" xmlns:cx1="http://schemas.microsoft.com/office/drawing/2015/9/8/chartex" xmlns:cx2="http://schemas.microsoft.com/office/drawing/2015/10/21/chartex" xmlns:cx3="http://schemas.microsoft.com/office/drawing/2016/5/9/chartex" xmlns:cx4="http://schemas.microsoft.com/office/drawing/2016/5/10/chartex" xmlns:cx5="http://schemas.microsoft.com/office/drawing/2016/5/11/chartex" xmlns:cx6="http://schemas.microsoft.com/office/drawing/2016/5/12/chartex" xmlns:cx7="http://schemas.microsoft.com/office/drawing/2016/5/13/chartex" xmlns:cx8="http://schemas.microsoft.com/office/drawing/2016/5/14/chartex" xmlns:mc="http://schemas.openxmlformats.org/markup-compatibility/2006" xmlns:aink="http://schemas.microsoft.com/office/drawing/2016/ink" xmlns:am3d="http://schemas.microsoft.com/office/drawing/2017/model3d" xmlns:o="urn:schemas-microsoft-com:office:office" xmlns:oel="http://schemas.microsoft.com/office/2019/extlst" xmlns:r="http://schemas.openxmlformats.org/officeDocument/2006/relationships" xmlns:m="http://schemas.openxmlformats.org/officeDocument/2006/math" xmlns:v="urn:schemas-microsoft-com:vml" xmlns:wp14="http://schemas.microsoft.com/office/word/2010/wordprocessingDrawing" xmlns:wp="http://schemas.openxmlformats.org/drawingml/2006/wordprocessingDrawing" xmlns:w10="urn:schemas-microsoft-com:office:word" xmlns:w="http://schemas.openxmlformats.org/wordprocessingml/2006/main" xmlns:w14="http://schemas.microsoft.com/office/word/2010/wordml" xmlns:w15="http://schemas.microsoft.com/office/word/2012/wordml" xmlns:w16cex="http://schemas.microsoft.com/office/word/2018/wordml/cex" xmlns:w16cid="http://schemas.microsoft.com/office/word/2016/wordml/cid" xmlns:w16="http://schemas.microsoft.com/office/word/2018/wordml" xmlns:w16du="http://schemas.microsoft.com/office/word/2023/wordml/word16du" xmlns:w16sdtdh="http://schemas.microsoft.com/office/word/2020/wordml/sdtdatahash" xmlns:w16sdtfl="http://schemas.microsoft.com/office/word/2024/wordml/sdtformatlock" xmlns:w16se="http://schemas.microsoft.com/office/word/2015/wordml/symex" xmlns:wpg="http://schemas.microsoft.com/office/word/2010/wordprocessingGroup" xmlns:wpi="http://schemas.microsoft.com/office/word/2010/wordprocessingInk" xmlns:wne="http://schemas.microsoft.com/office/word/2006/wordml" xmlns:wps="http://schemas.microsoft.com/office/word/2010/wordprocessingShape" mc:Ignorable="w14 w15 w16se w16cid w16 w16cex w16sdtdh w16sdtfl w16du wp14">
   <w:footnote w:type="separator" w:id="-1">
     <w:p>
       <w:pPr>
@@ -2977,7 +4557,7 @@
 </file>
 
 <file path=word/header1.xml><?xml version="1.0" encoding="utf-8"?>
-<w:hdr xmlns:wpc="http://schemas.microsoft.com/office/word/2010/wordprocessingCanvas" xmlns:cx="http://schemas.microsoft.com/office/drawing/2014/chartex" xmlns:cx1="http://schemas.microsoft.com/office/drawing/2015/9/8/chartex" xmlns:cx2="http://schemas.microsoft.com/office/drawing/2015/10/21/chartex" xmlns:cx3="http://schemas.microsoft.com/office/drawing/2016/5/9/chartex" xmlns:cx4="http://schemas.microsoft.com/office/drawing/2016/5/10/chartex" xmlns:cx5="http://schemas.microsoft.com/office/drawing/2016/5/11/chartex" xmlns:cx6="http://schemas.microsoft.com/office/drawing/2016/5/12/chartex" xmlns:cx7="http://schemas.microsoft.com/office/drawing/2016/5/13/chartex" xmlns:cx8="http://schemas.microsoft.com/office/drawing/2016/5/14/chartex" xmlns:mc="http://schemas.openxmlformats.org/markup-compatibility/2006" xmlns:aink="http://schemas.microsoft.com/office/drawing/2016/ink" xmlns:am3d="http://schemas.microsoft.com/office/drawing/2017/model3d" xmlns:o="urn:schemas-microsoft-com:office:office" xmlns:oel="http://schemas.microsoft.com/office/2019/extlst" xmlns:r="http://schemas.openxmlformats.org/officeDocument/2006/relationships" xmlns:m="http://schemas.openxmlformats.org/officeDocument/2006/math" xmlns:v="urn:schemas-microsoft-com:vml" xmlns:wp14="http://schemas.microsoft.com/office/word/2010/wordprocessingDrawing" xmlns:wp="http://schemas.openxmlformats.org/drawingml/2006/wordprocessingDrawing" xmlns:w10="urn:schemas-microsoft-com:office:word" xmlns:w="http://schemas.openxmlformats.org/wordprocessingml/2006/main" xmlns:w14="http://schemas.microsoft.com/office/word/2010/wordml" xmlns:w15="http://schemas.microsoft.com/office/word/2012/wordml" xmlns:w16cei="http://schemas.microsoft.com/office/word/2026/wordml/cei" xmlns:w16cex="http://schemas.microsoft.com/office/word/2018/wordml/cex" xmlns:w16cid="http://schemas.microsoft.com/office/word/2016/wordml/cid" xmlns:w16="http://schemas.microsoft.com/office/word/2018/wordml" xmlns:w16du="http://schemas.microsoft.com/office/word/2023/wordml/word16du" xmlns:w16sdtdh="http://schemas.microsoft.com/office/word/2020/wordml/sdtdatahash" xmlns:w16sdtfl="http://schemas.microsoft.com/office/word/2024/wordml/sdtformatlock" xmlns:w16se="http://schemas.microsoft.com/office/word/2015/wordml/symex" xmlns:wpg="http://schemas.microsoft.com/office/word/2010/wordprocessingGroup" xmlns:wpi="http://schemas.microsoft.com/office/word/2010/wordprocessingInk" xmlns:wne="http://schemas.microsoft.com/office/word/2006/wordml" xmlns:wps="http://schemas.microsoft.com/office/word/2010/wordprocessingShape" mc:Ignorable="w14 w15 w16se w16cid w16 w16cex w16sdtdh w16sdtfl w16du wp14">
+<w:hdr xmlns:wpc="http://schemas.microsoft.com/office/word/2010/wordprocessingCanvas" xmlns:cx="http://schemas.microsoft.com/office/drawing/2014/chartex" xmlns:cx1="http://schemas.microsoft.com/office/drawing/2015/9/8/chartex" xmlns:cx2="http://schemas.microsoft.com/office/drawing/2015/10/21/chartex" xmlns:cx3="http://schemas.microsoft.com/office/drawing/2016/5/9/chartex" xmlns:cx4="http://schemas.microsoft.com/office/drawing/2016/5/10/chartex" xmlns:cx5="http://schemas.microsoft.com/office/drawing/2016/5/11/chartex" xmlns:cx6="http://schemas.microsoft.com/office/drawing/2016/5/12/chartex" xmlns:cx7="http://schemas.microsoft.com/office/drawing/2016/5/13/chartex" xmlns:cx8="http://schemas.microsoft.com/office/drawing/2016/5/14/chartex" xmlns:mc="http://schemas.openxmlformats.org/markup-compatibility/2006" xmlns:aink="http://schemas.microsoft.com/office/drawing/2016/ink" xmlns:am3d="http://schemas.microsoft.com/office/drawing/2017/model3d" xmlns:o="urn:schemas-microsoft-com:office:office" xmlns:oel="http://schemas.microsoft.com/office/2019/extlst" xmlns:r="http://schemas.openxmlformats.org/officeDocument/2006/relationships" xmlns:m="http://schemas.openxmlformats.org/officeDocument/2006/math" xmlns:v="urn:schemas-microsoft-com:vml" xmlns:wp14="http://schemas.microsoft.com/office/word/2010/wordprocessingDrawing" xmlns:wp="http://schemas.openxmlformats.org/drawingml/2006/wordprocessingDrawing" xmlns:w10="urn:schemas-microsoft-com:office:word" xmlns:w="http://schemas.openxmlformats.org/wordprocessingml/2006/main" xmlns:w14="http://schemas.microsoft.com/office/word/2010/wordml" xmlns:w15="http://schemas.microsoft.com/office/word/2012/wordml" xmlns:w16cex="http://schemas.microsoft.com/office/word/2018/wordml/cex" xmlns:w16cid="http://schemas.microsoft.com/office/word/2016/wordml/cid" xmlns:w16="http://schemas.microsoft.com/office/word/2018/wordml" xmlns:w16du="http://schemas.microsoft.com/office/word/2023/wordml/word16du" xmlns:w16sdtdh="http://schemas.microsoft.com/office/word/2020/wordml/sdtdatahash" xmlns:w16sdtfl="http://schemas.microsoft.com/office/word/2024/wordml/sdtformatlock" xmlns:w16se="http://schemas.microsoft.com/office/word/2015/wordml/symex" xmlns:wpg="http://schemas.microsoft.com/office/word/2010/wordprocessingGroup" xmlns:wpi="http://schemas.microsoft.com/office/word/2010/wordprocessingInk" xmlns:wne="http://schemas.microsoft.com/office/word/2006/wordml" xmlns:wps="http://schemas.microsoft.com/office/word/2010/wordprocessingShape" mc:Ignorable="w14 w15 w16se w16cid w16 w16cex w16sdtdh w16sdtfl w16du wp14">
   <w:p>
     <w:pPr>
       <w:pStyle w:val="Header"/>
@@ -3015,7 +4595,59 @@
                     <w:sz w:val="18"/>
                     <w:szCs w:val="18"/>
                   </w:rPr>
-                  <w:t>Jalan Prof. Sudarto, S.H.</w:t>
+                  <w:t xml:space="preserve">Jalan Prof. </w:t>
+                </w:r>
+                <w:proofErr w:type="spellStart"/>
+                <w:r>
+                  <w:rPr>
+                    <w:rFonts w:ascii="Times New Roman" w:hAnsi="Times New Roman"/>
+                    <w:color w:val="0070C0"/>
+                    <w:sz w:val="18"/>
+                    <w:szCs w:val="18"/>
+                  </w:rPr>
+                  <w:t>Sudarto</w:t>
+                </w:r>
+                <w:proofErr w:type="spellEnd"/>
+                <w:r>
+                  <w:rPr>
+                    <w:rFonts w:ascii="Times New Roman" w:hAnsi="Times New Roman"/>
+                    <w:color w:val="0070C0"/>
+                    <w:sz w:val="18"/>
+                    <w:szCs w:val="18"/>
+                  </w:rPr>
+                  <w:t>, S.H.</w:t>
+                </w:r>
+              </w:p>
+              <w:p>
+                <w:pPr>
+                  <w:spacing w:after="0" w:line="240" w:lineRule="auto"/>
+                  <w:jc w:val="right"/>
+                  <w:rPr>
+                    <w:rFonts w:ascii="Times New Roman" w:hAnsi="Times New Roman"/>
+                    <w:color w:val="0070C0"/>
+                    <w:sz w:val="18"/>
+                    <w:szCs w:val="18"/>
+                  </w:rPr>
+                </w:pPr>
+                <w:proofErr w:type="spellStart"/>
+                <w:r>
+                  <w:rPr>
+                    <w:rFonts w:ascii="Times New Roman" w:hAnsi="Times New Roman"/>
+                    <w:color w:val="0070C0"/>
+                    <w:sz w:val="18"/>
+                    <w:szCs w:val="18"/>
+                  </w:rPr>
+                  <w:t>Tembalang</w:t>
+                </w:r>
+                <w:proofErr w:type="spellEnd"/>
+                <w:r>
+                  <w:rPr>
+                    <w:rFonts w:ascii="Times New Roman" w:hAnsi="Times New Roman"/>
+                    <w:color w:val="0070C0"/>
+                    <w:sz w:val="18"/>
+                    <w:szCs w:val="18"/>
+                  </w:rPr>
+                  <w:t xml:space="preserve"> Semarang Kode Pos 50275</w:t>
                 </w:r>
               </w:p>
               <w:p>
@@ -3036,20 +4668,9 @@
                     <w:sz w:val="18"/>
                     <w:szCs w:val="18"/>
                   </w:rPr>
-                  <w:t>Tembalang Semarang Kode Pos 50275</w:t>
+                  <w:t xml:space="preserve">Tel. (024) 76480678, </w:t>
                 </w:r>
-              </w:p>
-              <w:p>
-                <w:pPr>
-                  <w:spacing w:after="0" w:line="240" w:lineRule="auto"/>
-                  <w:jc w:val="right"/>
-                  <w:rPr>
-                    <w:rFonts w:ascii="Times New Roman" w:hAnsi="Times New Roman"/>
-                    <w:color w:val="0070C0"/>
-                    <w:sz w:val="18"/>
-                    <w:szCs w:val="18"/>
-                  </w:rPr>
-                </w:pPr>
+                <w:proofErr w:type="spellStart"/>
                 <w:r>
                   <w:rPr>
                     <w:rFonts w:ascii="Times New Roman" w:hAnsi="Times New Roman"/>
@@ -3057,7 +4678,17 @@
                     <w:sz w:val="18"/>
                     <w:szCs w:val="18"/>
                   </w:rPr>
-                  <w:t>Tel. (024) 76480678, Faks. (024) 7460053</w:t>
+                  <w:t>Faks</w:t>
+                </w:r>
+                <w:proofErr w:type="spellEnd"/>
+                <w:r>
+                  <w:rPr>
+                    <w:rFonts w:ascii="Times New Roman" w:hAnsi="Times New Roman"/>
+                    <w:color w:val="0070C0"/>
+                    <w:sz w:val="18"/>
+                    <w:szCs w:val="18"/>
+                  </w:rPr>
+                  <w:t>. (024) 7460053</w:t>
                 </w:r>
               </w:p>
               <w:p>
@@ -3356,7 +4987,7 @@
 </file>
 
 <file path=word/header2.xml><?xml version="1.0" encoding="utf-8"?>
-<w:hdr xmlns:wpc="http://schemas.microsoft.com/office/word/2010/wordprocessingCanvas" xmlns:cx="http://schemas.microsoft.com/office/drawing/2014/chartex" xmlns:cx1="http://schemas.microsoft.com/office/drawing/2015/9/8/chartex" xmlns:cx2="http://schemas.microsoft.com/office/drawing/2015/10/21/chartex" xmlns:cx3="http://schemas.microsoft.com/office/drawing/2016/5/9/chartex" xmlns:cx4="http://schemas.microsoft.com/office/drawing/2016/5/10/chartex" xmlns:cx5="http://schemas.microsoft.com/office/drawing/2016/5/11/chartex" xmlns:cx6="http://schemas.microsoft.com/office/drawing/2016/5/12/chartex" xmlns:cx7="http://schemas.microsoft.com/office/drawing/2016/5/13/chartex" xmlns:cx8="http://schemas.microsoft.com/office/drawing/2016/5/14/chartex" xmlns:mc="http://schemas.openxmlformats.org/markup-compatibility/2006" xmlns:aink="http://schemas.microsoft.com/office/drawing/2016/ink" xmlns:am3d="http://schemas.microsoft.com/office/drawing/2017/model3d" xmlns:o="urn:schemas-microsoft-com:office:office" xmlns:oel="http://schemas.microsoft.com/office/2019/extlst" xmlns:r="http://schemas.openxmlformats.org/officeDocument/2006/relationships" xmlns:m="http://schemas.openxmlformats.org/officeDocument/2006/math" xmlns:v="urn:schemas-microsoft-com:vml" xmlns:wp14="http://schemas.microsoft.com/office/word/2010/wordprocessingDrawing" xmlns:wp="http://schemas.openxmlformats.org/drawingml/2006/wordprocessingDrawing" xmlns:w10="urn:schemas-microsoft-com:office:word" xmlns:w="http://schemas.openxmlformats.org/wordprocessingml/2006/main" xmlns:w14="http://schemas.microsoft.com/office/word/2010/wordml" xmlns:w15="http://schemas.microsoft.com/office/word/2012/wordml" xmlns:w16cei="http://schemas.microsoft.com/office/word/2026/wordml/cei" xmlns:w16cex="http://schemas.microsoft.com/office/word/2018/wordml/cex" xmlns:w16cid="http://schemas.microsoft.com/office/word/2016/wordml/cid" xmlns:w16="http://schemas.microsoft.com/office/word/2018/wordml" xmlns:w16du="http://schemas.microsoft.com/office/word/2023/wordml/word16du" xmlns:w16sdtdh="http://schemas.microsoft.com/office/word/2020/wordml/sdtdatahash" xmlns:w16sdtfl="http://schemas.microsoft.com/office/word/2024/wordml/sdtformatlock" xmlns:w16se="http://schemas.microsoft.com/office/word/2015/wordml/symex" xmlns:wpg="http://schemas.microsoft.com/office/word/2010/wordprocessingGroup" xmlns:wpi="http://schemas.microsoft.com/office/word/2010/wordprocessingInk" xmlns:wne="http://schemas.microsoft.com/office/word/2006/wordml" xmlns:wps="http://schemas.microsoft.com/office/word/2010/wordprocessingShape" mc:Ignorable="w14 w15 w16se w16cid w16 w16cex w16sdtdh w16sdtfl w16du wp14">
+<w:hdr xmlns:wpc="http://schemas.microsoft.com/office/word/2010/wordprocessingCanvas" xmlns:cx="http://schemas.microsoft.com/office/drawing/2014/chartex" xmlns:cx1="http://schemas.microsoft.com/office/drawing/2015/9/8/chartex" xmlns:cx2="http://schemas.microsoft.com/office/drawing/2015/10/21/chartex" xmlns:cx3="http://schemas.microsoft.com/office/drawing/2016/5/9/chartex" xmlns:cx4="http://schemas.microsoft.com/office/drawing/2016/5/10/chartex" xmlns:cx5="http://schemas.microsoft.com/office/drawing/2016/5/11/chartex" xmlns:cx6="http://schemas.microsoft.com/office/drawing/2016/5/12/chartex" xmlns:cx7="http://schemas.microsoft.com/office/drawing/2016/5/13/chartex" xmlns:cx8="http://schemas.microsoft.com/office/drawing/2016/5/14/chartex" xmlns:mc="http://schemas.openxmlformats.org/markup-compatibility/2006" xmlns:aink="http://schemas.microsoft.com/office/drawing/2016/ink" xmlns:am3d="http://schemas.microsoft.com/office/drawing/2017/model3d" xmlns:o="urn:schemas-microsoft-com:office:office" xmlns:oel="http://schemas.microsoft.com/office/2019/extlst" xmlns:r="http://schemas.openxmlformats.org/officeDocument/2006/relationships" xmlns:m="http://schemas.openxmlformats.org/officeDocument/2006/math" xmlns:v="urn:schemas-microsoft-com:vml" xmlns:wp14="http://schemas.microsoft.com/office/word/2010/wordprocessingDrawing" xmlns:wp="http://schemas.openxmlformats.org/drawingml/2006/wordprocessingDrawing" xmlns:w10="urn:schemas-microsoft-com:office:word" xmlns:w="http://schemas.openxmlformats.org/wordprocessingml/2006/main" xmlns:w14="http://schemas.microsoft.com/office/word/2010/wordml" xmlns:w15="http://schemas.microsoft.com/office/word/2012/wordml" xmlns:w16cex="http://schemas.microsoft.com/office/word/2018/wordml/cex" xmlns:w16cid="http://schemas.microsoft.com/office/word/2016/wordml/cid" xmlns:w16="http://schemas.microsoft.com/office/word/2018/wordml" xmlns:w16du="http://schemas.microsoft.com/office/word/2023/wordml/word16du" xmlns:w16sdtdh="http://schemas.microsoft.com/office/word/2020/wordml/sdtdatahash" xmlns:w16sdtfl="http://schemas.microsoft.com/office/word/2024/wordml/sdtformatlock" xmlns:w16se="http://schemas.microsoft.com/office/word/2015/wordml/symex" xmlns:wpg="http://schemas.microsoft.com/office/word/2010/wordprocessingGroup" xmlns:wpi="http://schemas.microsoft.com/office/word/2010/wordprocessingInk" xmlns:wne="http://schemas.microsoft.com/office/word/2006/wordml" xmlns:wps="http://schemas.microsoft.com/office/word/2010/wordprocessingShape" mc:Ignorable="w14 w15 w16se w16cid w16 w16cex w16sdtdh w16sdtfl w16du wp14">
   <w:p>
     <w:pPr>
       <w:pStyle w:val="Header"/>
@@ -3392,7 +5023,59 @@
                     <w:sz w:val="20"/>
                     <w:szCs w:val="20"/>
                   </w:rPr>
-                  <w:t>Jalan Prof. Sudarto, S.H.</w:t>
+                  <w:t xml:space="preserve">Jalan Prof. </w:t>
+                </w:r>
+                <w:proofErr w:type="spellStart"/>
+                <w:r>
+                  <w:rPr>
+                    <w:rFonts w:ascii="Times New Roman" w:hAnsi="Times New Roman" w:cs="Times New Roman"/>
+                    <w:color w:val="0070C0"/>
+                    <w:sz w:val="20"/>
+                    <w:szCs w:val="20"/>
+                  </w:rPr>
+                  <w:t>Sudarto</w:t>
+                </w:r>
+                <w:proofErr w:type="spellEnd"/>
+                <w:r>
+                  <w:rPr>
+                    <w:rFonts w:ascii="Times New Roman" w:hAnsi="Times New Roman" w:cs="Times New Roman"/>
+                    <w:color w:val="0070C0"/>
+                    <w:sz w:val="20"/>
+                    <w:szCs w:val="20"/>
+                  </w:rPr>
+                  <w:t>, S.H.</w:t>
+                </w:r>
+              </w:p>
+              <w:p>
+                <w:pPr>
+                  <w:spacing w:after="0" w:line="240" w:lineRule="auto"/>
+                  <w:jc w:val="right"/>
+                  <w:rPr>
+                    <w:rFonts w:ascii="Times New Roman" w:hAnsi="Times New Roman" w:cs="Times New Roman"/>
+                    <w:color w:val="0070C0"/>
+                    <w:sz w:val="20"/>
+                    <w:szCs w:val="20"/>
+                  </w:rPr>
+                </w:pPr>
+                <w:proofErr w:type="spellStart"/>
+                <w:r>
+                  <w:rPr>
+                    <w:rFonts w:ascii="Times New Roman" w:hAnsi="Times New Roman" w:cs="Times New Roman"/>
+                    <w:color w:val="0070C0"/>
+                    <w:sz w:val="20"/>
+                    <w:szCs w:val="20"/>
+                  </w:rPr>
+                  <w:t>Tembalang</w:t>
+                </w:r>
+                <w:proofErr w:type="spellEnd"/>
+                <w:r>
+                  <w:rPr>
+                    <w:rFonts w:ascii="Times New Roman" w:hAnsi="Times New Roman" w:cs="Times New Roman"/>
+                    <w:color w:val="0070C0"/>
+                    <w:sz w:val="20"/>
+                    <w:szCs w:val="20"/>
+                  </w:rPr>
+                  <w:t xml:space="preserve"> Semarang Kode Pos 50275</w:t>
                 </w:r>
               </w:p>
               <w:p>
@@ -3413,20 +5096,9 @@
                     <w:sz w:val="20"/>
                     <w:szCs w:val="20"/>
                   </w:rPr>
-                  <w:t>Tembalang Semarang Kode Pos 50275</w:t>
+                  <w:t xml:space="preserve">Tel. (024) 76480678, </w:t>
                 </w:r>
-              </w:p>
-              <w:p>
-                <w:pPr>
-                  <w:spacing w:after="0" w:line="240" w:lineRule="auto"/>
-                  <w:jc w:val="right"/>
-                  <w:rPr>
-                    <w:rFonts w:ascii="Times New Roman" w:hAnsi="Times New Roman" w:cs="Times New Roman"/>
-                    <w:color w:val="0070C0"/>
-                    <w:sz w:val="20"/>
-                    <w:szCs w:val="20"/>
-                  </w:rPr>
-                </w:pPr>
+                <w:proofErr w:type="spellStart"/>
                 <w:r>
                   <w:rPr>
                     <w:rFonts w:ascii="Times New Roman" w:hAnsi="Times New Roman" w:cs="Times New Roman"/>
@@ -3434,7 +5106,17 @@
                     <w:sz w:val="20"/>
                     <w:szCs w:val="20"/>
                   </w:rPr>
-                  <w:t>Tel. (024) 76480678, Faks. (024) 7460053</w:t>
+                  <w:t>Faks</w:t>
+                </w:r>
+                <w:proofErr w:type="spellEnd"/>
+                <w:r>
+                  <w:rPr>
+                    <w:rFonts w:ascii="Times New Roman" w:hAnsi="Times New Roman" w:cs="Times New Roman"/>
+                    <w:color w:val="0070C0"/>
+                    <w:sz w:val="20"/>
+                    <w:szCs w:val="20"/>
+                  </w:rPr>
+                  <w:t>. (024) 7460053</w:t>
                 </w:r>
               </w:p>
               <w:p>
@@ -4118,6 +5800,7 @@
   <w:style w:type="character" w:default="1" w:styleId="DefaultParagraphFont">
     <w:name w:val="Default Paragraph Font"/>
     <w:uiPriority w:val="1"/>
+    <w:semiHidden/>
     <w:unhideWhenUsed/>
   </w:style>
   <w:style w:type="table" w:default="1" w:styleId="TableNormal">

--- a/public/doc-templates/TA/perpanjangan-ta.docx
+++ b/public/doc-templates/TA/perpanjangan-ta.docx
@@ -772,25 +772,25 @@
           <w:szCs w:val="24"/>
         </w:rPr>
         <w:tab/>
-        <w:t>: {</w:t>
-      </w:r>
-      <w:proofErr w:type="spellStart"/>
-      <w:r>
-        <w:rPr>
-          <w:rFonts w:ascii="Times New Roman" w:hAnsi="Times New Roman" w:cs="Times New Roman"/>
-          <w:sz w:val="24"/>
-          <w:szCs w:val="24"/>
-        </w:rPr>
-        <w:t>judul_TA</w:t>
-      </w:r>
-      <w:proofErr w:type="spellEnd"/>
-      <w:r>
-        <w:rPr>
-          <w:rFonts w:ascii="Times New Roman" w:hAnsi="Times New Roman" w:cs="Times New Roman"/>
-          <w:sz w:val="24"/>
-          <w:szCs w:val="24"/>
-        </w:rPr>
-        <w:t>}</w:t>
+        <w:t xml:space="preserve">: {judul_ta}</w:t>
+      </w:r>
+      <w:proofErr w:type="spellStart"/>
+      <w:r>
+        <w:rPr>
+          <w:rFonts w:ascii="Times New Roman" w:hAnsi="Times New Roman" w:cs="Times New Roman"/>
+          <w:sz w:val="24"/>
+          <w:szCs w:val="24"/>
+        </w:rPr>
+        <w:t xml:space="preserve"/>
+      </w:r>
+      <w:proofErr w:type="spellEnd"/>
+      <w:r>
+        <w:rPr>
+          <w:rFonts w:ascii="Times New Roman" w:hAnsi="Times New Roman" w:cs="Times New Roman"/>
+          <w:sz w:val="24"/>
+          <w:szCs w:val="24"/>
+        </w:rPr>
+        <w:t xml:space="preserve"/>
       </w:r>
       <w:r>
         <w:rPr>
@@ -1691,25 +1691,25 @@
           <w:sz w:val="24"/>
           <w:szCs w:val="24"/>
         </w:rPr>
-        <w:t>{</w:t>
-      </w:r>
-      <w:proofErr w:type="spellStart"/>
-      <w:r>
-        <w:rPr>
-          <w:rFonts w:ascii="Times New Roman" w:hAnsi="Times New Roman" w:cs="Times New Roman"/>
-          <w:sz w:val="24"/>
-          <w:szCs w:val="24"/>
-        </w:rPr>
-        <w:t>tgl_surat_ppta</w:t>
-      </w:r>
-      <w:proofErr w:type="spellEnd"/>
-      <w:r>
-        <w:rPr>
-          <w:rFonts w:ascii="Times New Roman" w:hAnsi="Times New Roman" w:cs="Times New Roman"/>
-          <w:sz w:val="24"/>
-          <w:szCs w:val="24"/>
-        </w:rPr>
-        <w:t>}</w:t>
+        <w:t xml:space="preserve">{tgl_cetak}</w:t>
+      </w:r>
+      <w:proofErr w:type="spellStart"/>
+      <w:r>
+        <w:rPr>
+          <w:rFonts w:ascii="Times New Roman" w:hAnsi="Times New Roman" w:cs="Times New Roman"/>
+          <w:sz w:val="24"/>
+          <w:szCs w:val="24"/>
+        </w:rPr>
+        <w:t xml:space="preserve"/>
+      </w:r>
+      <w:proofErr w:type="spellEnd"/>
+      <w:r>
+        <w:rPr>
+          <w:rFonts w:ascii="Times New Roman" w:hAnsi="Times New Roman" w:cs="Times New Roman"/>
+          <w:sz w:val="24"/>
+          <w:szCs w:val="24"/>
+        </w:rPr>
+        <w:t xml:space="preserve"/>
       </w:r>
     </w:p>
     <w:p>
@@ -2035,7 +2035,7 @@
                 <w:szCs w:val="24"/>
                 <w:u w:val="single"/>
               </w:rPr>
-              <w:t>{nama_dosen1}</w:t>
+              <w:t xml:space="preserve">{nama_pembimbing}</w:t>
             </w:r>
           </w:p>
           <w:p>
@@ -2074,7 +2074,7 @@
                 <w:sz w:val="24"/>
                 <w:szCs w:val="24"/>
               </w:rPr>
-              <w:t>{nip1}</w:t>
+              <w:t xml:space="preserve">{nip_pembimbing}</w:t>
             </w:r>
           </w:p>
           <w:p>
@@ -2232,7 +2232,7 @@
                 <w:szCs w:val="24"/>
                 <w:u w:val="single"/>
               </w:rPr>
-              <w:t>{nama_dosen2}</w:t>
+              <w:t xml:space="preserve"/>
             </w:r>
           </w:p>
           <w:p>
@@ -2270,7 +2270,7 @@
                 <w:sz w:val="24"/>
                 <w:szCs w:val="24"/>
               </w:rPr>
-              <w:t>{nip2}</w:t>
+              <w:t xml:space="preserve"/>
             </w:r>
           </w:p>
         </w:tc>
@@ -2639,7 +2639,7 @@
           <w:sz w:val="24"/>
           <w:szCs w:val="24"/>
         </w:rPr>
-        <w:t>{nama_dosen1}</w:t>
+        <w:t xml:space="preserve">{nama_pembimbing}</w:t>
       </w:r>
     </w:p>
     <w:p>
@@ -2696,7 +2696,7 @@
           <w:sz w:val="24"/>
           <w:szCs w:val="24"/>
         </w:rPr>
-        <w:t>{nama_dosen2}</w:t>
+        <w:t xml:space="preserve"/>
       </w:r>
     </w:p>
     <w:tbl>
@@ -3941,33 +3941,33 @@
           <w:sz w:val="24"/>
           <w:szCs w:val="24"/>
         </w:rPr>
-        <w:t>{</w:t>
-      </w:r>
-      <w:proofErr w:type="spellStart"/>
-      <w:r>
-        <w:rPr>
-          <w:rFonts w:ascii="Times New Roman" w:hAnsi="Times New Roman" w:cs="Times New Roman"/>
-          <w:sz w:val="24"/>
-          <w:szCs w:val="24"/>
-        </w:rPr>
-        <w:t>t</w:t>
-      </w:r>
-      <w:r>
-        <w:rPr>
-          <w:rFonts w:ascii="Times New Roman" w:hAnsi="Times New Roman" w:cs="Times New Roman"/>
-          <w:sz w:val="24"/>
-          <w:szCs w:val="24"/>
-        </w:rPr>
-        <w:t>gl_surat_ppta</w:t>
-      </w:r>
-      <w:proofErr w:type="spellEnd"/>
-      <w:r>
-        <w:rPr>
-          <w:rFonts w:ascii="Times New Roman" w:hAnsi="Times New Roman" w:cs="Times New Roman"/>
-          <w:sz w:val="24"/>
-          <w:szCs w:val="24"/>
-        </w:rPr>
-        <w:t>}</w:t>
+        <w:t xml:space="preserve">{tgl_cetak}</w:t>
+      </w:r>
+      <w:proofErr w:type="spellStart"/>
+      <w:r>
+        <w:rPr>
+          <w:rFonts w:ascii="Times New Roman" w:hAnsi="Times New Roman" w:cs="Times New Roman"/>
+          <w:sz w:val="24"/>
+          <w:szCs w:val="24"/>
+        </w:rPr>
+        <w:t xml:space="preserve"/>
+      </w:r>
+      <w:r>
+        <w:rPr>
+          <w:rFonts w:ascii="Times New Roman" w:hAnsi="Times New Roman" w:cs="Times New Roman"/>
+          <w:sz w:val="24"/>
+          <w:szCs w:val="24"/>
+        </w:rPr>
+        <w:t xml:space="preserve"/>
+      </w:r>
+      <w:proofErr w:type="spellEnd"/>
+      <w:r>
+        <w:rPr>
+          <w:rFonts w:ascii="Times New Roman" w:hAnsi="Times New Roman" w:cs="Times New Roman"/>
+          <w:sz w:val="24"/>
+          <w:szCs w:val="24"/>
+        </w:rPr>
+        <w:t xml:space="preserve"/>
       </w:r>
     </w:p>
     <w:p>
